--- a/First Semester/Python/Lab Task/Lab Report- Assignment 2.docx
+++ b/First Semester/Python/Lab Task/Lab Report- Assignment 2.docx
@@ -426,6 +426,14 @@
           <w:color w:val="000000"/>
         </w:rPr>
         <w:t>MC</w:t>
+      </w:r>
+      <w:r>
+        <w:rPr>
+          <w:b/>
+          <w:bCs/>
+          <w:color w:val="000000"/>
+        </w:rPr>
+        <w:t>A</w:t>
       </w:r>
     </w:p>
     <w:p>
@@ -1770,6 +1778,9 @@
         <w:spacing w:after="0" w:line="240" w:lineRule="auto"/>
       </w:pPr>
       <w:r>
+        <w:rPr>
+          <w:noProof/>
+        </w:rPr>
         <w:drawing>
           <wp:anchor distT="0" distB="0" distL="114300" distR="114300" simplePos="0" relativeHeight="251658240" behindDoc="0" locked="0" layoutInCell="1" allowOverlap="1" wp14:anchorId="5597FB12" wp14:editId="5B110995">
             <wp:simplePos x="0" y="0"/>
@@ -1960,6 +1971,9 @@
         <w:spacing w:after="0" w:line="240" w:lineRule="auto"/>
       </w:pPr>
       <w:r>
+        <w:rPr>
+          <w:noProof/>
+        </w:rPr>
         <w:drawing>
           <wp:anchor distT="0" distB="0" distL="114300" distR="114300" simplePos="0" relativeHeight="251659264" behindDoc="0" locked="0" layoutInCell="1" allowOverlap="1" wp14:anchorId="1AB3EF52" wp14:editId="096F8F7C">
             <wp:simplePos x="0" y="0"/>
@@ -2119,6 +2133,9 @@
         <w:spacing w:after="0" w:line="240" w:lineRule="auto"/>
       </w:pPr>
       <w:r>
+        <w:rPr>
+          <w:noProof/>
+        </w:rPr>
         <w:drawing>
           <wp:anchor distT="0" distB="0" distL="114300" distR="114300" simplePos="0" relativeHeight="251660288" behindDoc="0" locked="0" layoutInCell="1" allowOverlap="1" wp14:anchorId="2DEF9C50" wp14:editId="5477A5B6">
             <wp:simplePos x="0" y="0"/>
@@ -2327,6 +2344,9 @@
         <w:spacing w:after="0" w:line="240" w:lineRule="auto"/>
       </w:pPr>
       <w:r>
+        <w:rPr>
+          <w:noProof/>
+        </w:rPr>
         <w:drawing>
           <wp:anchor distT="0" distB="0" distL="114300" distR="114300" simplePos="0" relativeHeight="251661312" behindDoc="0" locked="0" layoutInCell="1" allowOverlap="1" wp14:anchorId="66FBE43F" wp14:editId="62816663">
             <wp:simplePos x="0" y="0"/>
@@ -2626,6 +2646,9 @@
         <w:spacing w:after="0" w:line="240" w:lineRule="auto"/>
       </w:pPr>
       <w:r>
+        <w:rPr>
+          <w:noProof/>
+        </w:rPr>
         <w:drawing>
           <wp:anchor distT="0" distB="0" distL="114300" distR="114300" simplePos="0" relativeHeight="251662336" behindDoc="0" locked="0" layoutInCell="1" allowOverlap="1" wp14:anchorId="678B7D2E" wp14:editId="0380B187">
             <wp:simplePos x="0" y="0"/>
@@ -2823,6 +2846,9 @@
         <w:spacing w:after="0" w:line="240" w:lineRule="auto"/>
       </w:pPr>
       <w:r>
+        <w:rPr>
+          <w:noProof/>
+        </w:rPr>
         <w:drawing>
           <wp:anchor distT="0" distB="0" distL="114300" distR="114300" simplePos="0" relativeHeight="251663360" behindDoc="0" locked="0" layoutInCell="1" allowOverlap="1" wp14:anchorId="13627184" wp14:editId="54EE176D">
             <wp:simplePos x="0" y="0"/>
@@ -3068,6 +3094,9 @@
         <w:spacing w:after="0" w:line="240" w:lineRule="auto"/>
       </w:pPr>
       <w:r>
+        <w:rPr>
+          <w:noProof/>
+        </w:rPr>
         <w:drawing>
           <wp:anchor distT="0" distB="0" distL="114300" distR="114300" simplePos="0" relativeHeight="251664384" behindDoc="0" locked="0" layoutInCell="1" allowOverlap="1" wp14:anchorId="26DDF87E" wp14:editId="60CDE68A">
             <wp:simplePos x="0" y="0"/>
@@ -3231,6 +3260,9 @@
         <w:spacing w:after="0" w:line="240" w:lineRule="auto"/>
       </w:pPr>
       <w:r>
+        <w:rPr>
+          <w:noProof/>
+        </w:rPr>
         <w:drawing>
           <wp:anchor distT="0" distB="0" distL="114300" distR="114300" simplePos="0" relativeHeight="251665408" behindDoc="0" locked="0" layoutInCell="1" allowOverlap="1" wp14:anchorId="7FCFDE30" wp14:editId="1E0F80AB">
             <wp:simplePos x="0" y="0"/>
@@ -3417,6 +3449,9 @@
         <w:spacing w:after="0" w:line="240" w:lineRule="auto"/>
       </w:pPr>
       <w:r>
+        <w:rPr>
+          <w:noProof/>
+        </w:rPr>
         <w:drawing>
           <wp:anchor distT="0" distB="0" distL="114300" distR="114300" simplePos="0" relativeHeight="251666432" behindDoc="0" locked="0" layoutInCell="1" allowOverlap="1" wp14:anchorId="7F2B1F45" wp14:editId="19A962A7">
             <wp:simplePos x="0" y="0"/>
@@ -3670,6 +3705,9 @@
         <w:spacing w:after="0" w:line="240" w:lineRule="auto"/>
       </w:pPr>
       <w:r>
+        <w:rPr>
+          <w:noProof/>
+        </w:rPr>
         <w:drawing>
           <wp:anchor distT="0" distB="0" distL="114300" distR="114300" simplePos="0" relativeHeight="251667456" behindDoc="0" locked="0" layoutInCell="1" allowOverlap="1" wp14:anchorId="6BB98FC9" wp14:editId="5E8F5DE0">
             <wp:simplePos x="0" y="0"/>
@@ -3838,6 +3876,9 @@
         <w:spacing w:after="0" w:line="240" w:lineRule="auto"/>
       </w:pPr>
       <w:r>
+        <w:rPr>
+          <w:noProof/>
+        </w:rPr>
         <w:drawing>
           <wp:anchor distT="0" distB="0" distL="114300" distR="114300" simplePos="0" relativeHeight="251668480" behindDoc="0" locked="0" layoutInCell="1" allowOverlap="1" wp14:anchorId="672836FB" wp14:editId="550434C3">
             <wp:simplePos x="0" y="0"/>
@@ -4047,6 +4088,9 @@
         <w:spacing w:after="0" w:line="240" w:lineRule="auto"/>
       </w:pPr>
       <w:r>
+        <w:rPr>
+          <w:noProof/>
+        </w:rPr>
         <w:drawing>
           <wp:anchor distT="0" distB="0" distL="114300" distR="114300" simplePos="0" relativeHeight="251669504" behindDoc="0" locked="0" layoutInCell="1" allowOverlap="1" wp14:anchorId="1AEB5056" wp14:editId="1C2EEBF9">
             <wp:simplePos x="0" y="0"/>
@@ -4104,6 +4148,9 @@
         </w:drawing>
       </w:r>
       <w:r>
+        <w:rPr>
+          <w:noProof/>
+        </w:rPr>
         <w:drawing>
           <wp:inline distT="0" distB="0" distL="0" distR="0" wp14:anchorId="5F0842E6" wp14:editId="4E415810">
             <wp:extent cx="6645910" cy="1198880"/>
@@ -4828,6 +4875,7 @@
   <w:style w:type="character" w:default="1" w:styleId="DefaultParagraphFont">
     <w:name w:val="Default Paragraph Font"/>
     <w:uiPriority w:val="1"/>
+    <w:semiHidden/>
     <w:unhideWhenUsed/>
   </w:style>
   <w:style w:type="table" w:default="1" w:styleId="TableNormal">
@@ -5347,28 +5395,28 @@
 </file>
 
 <file path=customXml/item1.xml><?xml version="1.0" encoding="utf-8"?>
+<b:Sources xmlns:b="http://schemas.openxmlformats.org/officeDocument/2006/bibliography" xmlns="http://schemas.openxmlformats.org/officeDocument/2006/bibliography" SelectedStyle="\APASixthEditionOfficeOnline.xsl" StyleName="APA" Version="6"/>
+</file>
+
+<file path=customXml/item2.xml><?xml version="1.0" encoding="utf-8"?>
 <go:gDocsCustomXmlDataStorage xmlns:go="http://customooxmlschemas.google.com/" xmlns:r="http://schemas.openxmlformats.org/officeDocument/2006/relationships" uri="GoogleDocsCustomDataVersion2">
   <go:docsCustomData xmlns:go="http://customooxmlschemas.google.com/" roundtripDataSignature="AMtx7mhNdRNjg0bVM+xvUCna7odF+TVm+w==">CgMxLjAyCGguZ2pkZ3hzOAByITE1eGM4dkVsTTF2T0t5TEcySXJURWw4aFNGeFh5WmJHRQ==</go:docsCustomData>
 </go:gDocsCustomXmlDataStorage>
 </file>
 
-<file path=customXml/item2.xml><?xml version="1.0" encoding="utf-8"?>
-<b:Sources xmlns:b="http://schemas.openxmlformats.org/officeDocument/2006/bibliography" xmlns="http://schemas.openxmlformats.org/officeDocument/2006/bibliography" SelectedStyle="\APASixthEditionOfficeOnline.xsl" StyleName="APA" Version="6"/>
+<file path=customXml/itemProps1.xml><?xml version="1.0" encoding="utf-8"?>
+<ds:datastoreItem xmlns:ds="http://schemas.openxmlformats.org/officeDocument/2006/customXml" ds:itemID="{794EAF63-1631-48A4-9EEB-A95A78F193C5}">
+  <ds:schemaRefs>
+    <ds:schemaRef ds:uri="http://schemas.openxmlformats.org/officeDocument/2006/bibliography"/>
+  </ds:schemaRefs>
+</ds:datastoreItem>
 </file>
 
-<file path=customXml/itemProps1.xml><?xml version="1.0" encoding="utf-8"?>
+<file path=customXml/itemProps2.xml><?xml version="1.0" encoding="utf-8"?>
 <ds:datastoreItem xmlns:ds="http://schemas.openxmlformats.org/officeDocument/2006/customXml" ds:itemID="{11111111-1234-1234-1234-123412341234}">
   <ds:schemaRefs>
     <ds:schemaRef ds:uri="http://customooxmlschemas.google.com/"/>
     <ds:schemaRef ds:uri="http://schemas.openxmlformats.org/officeDocument/2006/relationships"/>
   </ds:schemaRefs>
 </ds:datastoreItem>
-</file>
-
-<file path=customXml/itemProps2.xml><?xml version="1.0" encoding="utf-8"?>
-<ds:datastoreItem xmlns:ds="http://schemas.openxmlformats.org/officeDocument/2006/customXml" ds:itemID="{794EAF63-1631-48A4-9EEB-A95A78F193C5}">
-  <ds:schemaRefs>
-    <ds:schemaRef ds:uri="http://schemas.openxmlformats.org/officeDocument/2006/bibliography"/>
-  </ds:schemaRefs>
-</ds:datastoreItem>
 </file>
--- a/First Semester/Python/Lab Task/Lab Report- Assignment 2.docx
+++ b/First Semester/Python/Lab Task/Lab Report- Assignment 2.docx
@@ -108,11 +108,19 @@
           <w:color w:val="000000"/>
         </w:rPr>
       </w:pPr>
-      <w:r>
-        <w:rPr>
-          <w:color w:val="000000"/>
-        </w:rPr>
-        <w:t>Kirtipur, Kathmandu</w:t>
+      <w:proofErr w:type="spellStart"/>
+      <w:r>
+        <w:rPr>
+          <w:color w:val="000000"/>
+        </w:rPr>
+        <w:t>Kirtipur</w:t>
+      </w:r>
+      <w:proofErr w:type="spellEnd"/>
+      <w:r>
+        <w:rPr>
+          <w:color w:val="000000"/>
+        </w:rPr>
+        <w:t>, Kathmandu</w:t>
       </w:r>
     </w:p>
     <w:p>
@@ -379,11 +387,19 @@
           <w:color w:val="000000"/>
         </w:rPr>
       </w:pPr>
-      <w:r>
-        <w:rPr>
-          <w:color w:val="000000"/>
-        </w:rPr>
-        <w:t>Patandhoka, Lalitpur</w:t>
+      <w:proofErr w:type="spellStart"/>
+      <w:r>
+        <w:rPr>
+          <w:color w:val="000000"/>
+        </w:rPr>
+        <w:t>Patandhoka</w:t>
+      </w:r>
+      <w:proofErr w:type="spellEnd"/>
+      <w:r>
+        <w:rPr>
+          <w:color w:val="000000"/>
+        </w:rPr>
+        <w:t>, Lalitpur</w:t>
       </w:r>
     </w:p>
     <w:p>
@@ -1661,7 +1677,12 @@
     <w:p>
       <w:pPr>
         <w:sectPr>
-          <w:footerReference w:type="default" r:id="rId9"/>
+          <w:headerReference w:type="even" r:id="rId9"/>
+          <w:headerReference w:type="default" r:id="rId10"/>
+          <w:footerReference w:type="even" r:id="rId11"/>
+          <w:footerReference w:type="default" r:id="rId12"/>
+          <w:headerReference w:type="first" r:id="rId13"/>
+          <w:footerReference w:type="first" r:id="rId14"/>
           <w:pgSz w:w="11906" w:h="16838" w:code="9"/>
           <w:pgMar w:top="720" w:right="720" w:bottom="720" w:left="720" w:header="720" w:footer="720" w:gutter="0"/>
           <w:pgNumType w:start="1"/>
@@ -1716,16 +1737,37 @@
         <w:spacing w:after="0" w:line="240" w:lineRule="auto"/>
       </w:pPr>
       <w:r>
-        <w:t>        for i in range(1, n + 1):</w:t>
-      </w:r>
-    </w:p>
-    <w:p>
-      <w:pPr>
-        <w:spacing w:after="0" w:line="240" w:lineRule="auto"/>
-      </w:pPr>
-      <w:r>
-        <w:t>            result *= i</w:t>
-      </w:r>
+        <w:t xml:space="preserve">        for </w:t>
+      </w:r>
+      <w:proofErr w:type="spellStart"/>
+      <w:r>
+        <w:t>i</w:t>
+      </w:r>
+      <w:proofErr w:type="spellEnd"/>
+      <w:r>
+        <w:t xml:space="preserve"> in </w:t>
+      </w:r>
+      <w:proofErr w:type="gramStart"/>
+      <w:r>
+        <w:t>range(</w:t>
+      </w:r>
+      <w:proofErr w:type="gramEnd"/>
+      <w:r>
+        <w:t>1, n + 1):</w:t>
+      </w:r>
+    </w:p>
+    <w:p>
+      <w:pPr>
+        <w:spacing w:after="0" w:line="240" w:lineRule="auto"/>
+      </w:pPr>
+      <w:r>
+        <w:t xml:space="preserve">            result *= </w:t>
+      </w:r>
+      <w:proofErr w:type="spellStart"/>
+      <w:r>
+        <w:t>i</w:t>
+      </w:r>
+      <w:proofErr w:type="spellEnd"/>
     </w:p>
     <w:p>
       <w:pPr>
@@ -1745,15 +1787,31 @@
         <w:spacing w:after="0" w:line="240" w:lineRule="auto"/>
       </w:pPr>
       <w:r>
-        <w:t>print(factorial(6))</w:t>
-      </w:r>
-    </w:p>
-    <w:p>
-      <w:pPr>
-        <w:spacing w:after="0" w:line="240" w:lineRule="auto"/>
-      </w:pPr>
-      <w:r>
-        <w:t>print(factorial(5))</w:t>
+        <w:t>print(</w:t>
+      </w:r>
+      <w:proofErr w:type="gramStart"/>
+      <w:r>
+        <w:t>factorial(</w:t>
+      </w:r>
+      <w:proofErr w:type="gramEnd"/>
+      <w:r>
+        <w:t>6))</w:t>
+      </w:r>
+    </w:p>
+    <w:p>
+      <w:pPr>
+        <w:spacing w:after="0" w:line="240" w:lineRule="auto"/>
+      </w:pPr>
+      <w:r>
+        <w:t>print(</w:t>
+      </w:r>
+      <w:proofErr w:type="gramStart"/>
+      <w:r>
+        <w:t>factorial(</w:t>
+      </w:r>
+      <w:proofErr w:type="gramEnd"/>
+      <w:r>
+        <w:t>5))</w:t>
       </w:r>
     </w:p>
     <w:p>
@@ -1805,7 +1863,7 @@
                     <pic:cNvPicPr/>
                   </pic:nvPicPr>
                   <pic:blipFill>
-                    <a:blip r:embed="rId10">
+                    <a:blip r:embed="rId15">
                       <a:extLst>
                         <a:ext uri="{28A0092B-C50C-407E-A947-70E740481C1C}">
                           <a14:useLocalDpi xmlns:a14="http://schemas.microsoft.com/office/drawing/2010/main" val="0"/>
@@ -1894,7 +1952,15 @@
         <w:spacing w:after="0" w:line="240" w:lineRule="auto"/>
       </w:pPr>
       <w:r>
-        <w:t>def is_prime(n):</w:t>
+        <w:t xml:space="preserve">def </w:t>
+      </w:r>
+      <w:proofErr w:type="spellStart"/>
+      <w:r>
+        <w:t>is_prime</w:t>
+      </w:r>
+      <w:proofErr w:type="spellEnd"/>
+      <w:r>
+        <w:t>(n):</w:t>
       </w:r>
     </w:p>
     <w:p>
@@ -1918,15 +1984,39 @@
         <w:spacing w:after="0" w:line="240" w:lineRule="auto"/>
       </w:pPr>
       <w:r>
-        <w:t>    for i in range(2, n, 1):</w:t>
-      </w:r>
-    </w:p>
-    <w:p>
-      <w:pPr>
-        <w:spacing w:after="0" w:line="240" w:lineRule="auto"/>
-      </w:pPr>
-      <w:r>
-        <w:t>        if n % i == 0:</w:t>
+        <w:t xml:space="preserve">    for </w:t>
+      </w:r>
+      <w:proofErr w:type="spellStart"/>
+      <w:r>
+        <w:t>i</w:t>
+      </w:r>
+      <w:proofErr w:type="spellEnd"/>
+      <w:r>
+        <w:t xml:space="preserve"> in </w:t>
+      </w:r>
+      <w:proofErr w:type="gramStart"/>
+      <w:r>
+        <w:t>range(</w:t>
+      </w:r>
+      <w:proofErr w:type="gramEnd"/>
+      <w:r>
+        <w:t>2, n, 1):</w:t>
+      </w:r>
+    </w:p>
+    <w:p>
+      <w:pPr>
+        <w:spacing w:after="0" w:line="240" w:lineRule="auto"/>
+      </w:pPr>
+      <w:r>
+        <w:t xml:space="preserve">        if n % </w:t>
+      </w:r>
+      <w:proofErr w:type="spellStart"/>
+      <w:r>
+        <w:t>i</w:t>
+      </w:r>
+      <w:proofErr w:type="spellEnd"/>
+      <w:r>
+        <w:t xml:space="preserve"> == 0:</w:t>
       </w:r>
     </w:p>
     <w:p>
@@ -1955,15 +2045,47 @@
         <w:spacing w:after="0" w:line="240" w:lineRule="auto"/>
       </w:pPr>
       <w:r>
-        <w:t>print(is_prime(7))</w:t>
-      </w:r>
-    </w:p>
-    <w:p>
-      <w:pPr>
-        <w:spacing w:after="0" w:line="240" w:lineRule="auto"/>
-      </w:pPr>
-      <w:r>
-        <w:t>print(is_prime(10))</w:t>
+        <w:t>print(</w:t>
+      </w:r>
+      <w:proofErr w:type="spellStart"/>
+      <w:r>
+        <w:t>is_</w:t>
+      </w:r>
+      <w:proofErr w:type="gramStart"/>
+      <w:r>
+        <w:t>prime</w:t>
+      </w:r>
+      <w:proofErr w:type="spellEnd"/>
+      <w:r>
+        <w:t>(</w:t>
+      </w:r>
+      <w:proofErr w:type="gramEnd"/>
+      <w:r>
+        <w:t>7))</w:t>
+      </w:r>
+    </w:p>
+    <w:p>
+      <w:pPr>
+        <w:spacing w:after="0" w:line="240" w:lineRule="auto"/>
+      </w:pPr>
+      <w:r>
+        <w:t>print(</w:t>
+      </w:r>
+      <w:proofErr w:type="spellStart"/>
+      <w:r>
+        <w:t>is_</w:t>
+      </w:r>
+      <w:proofErr w:type="gramStart"/>
+      <w:r>
+        <w:t>prime</w:t>
+      </w:r>
+      <w:proofErr w:type="spellEnd"/>
+      <w:r>
+        <w:t>(</w:t>
+      </w:r>
+      <w:proofErr w:type="gramEnd"/>
+      <w:r>
+        <w:t>10))</w:t>
       </w:r>
     </w:p>
     <w:p>
@@ -1998,7 +2120,7 @@
                     <pic:cNvPicPr/>
                   </pic:nvPicPr>
                   <pic:blipFill>
-                    <a:blip r:embed="rId11">
+                    <a:blip r:embed="rId16">
                       <a:extLst>
                         <a:ext uri="{28A0092B-C50C-407E-A947-70E740481C1C}">
                           <a14:useLocalDpi xmlns:a14="http://schemas.microsoft.com/office/drawing/2010/main" val="0"/>
@@ -2051,7 +2173,17 @@
       </w:pPr>
       <w:bookmarkStart w:id="3" w:name="_Toc231225551"/>
       <w:r>
-        <w:t>Write a function that take start and end number as inputs &amp; display counting in your screen. (use time.sleep(sec) to take a pause while counting)</w:t>
+        <w:t xml:space="preserve">Write a function that take start and end number as inputs &amp; display counting in your screen. (use </w:t>
+      </w:r>
+      <w:proofErr w:type="spellStart"/>
+      <w:proofErr w:type="gramStart"/>
+      <w:r>
+        <w:t>time.sleep</w:t>
+      </w:r>
+      <w:proofErr w:type="spellEnd"/>
+      <w:proofErr w:type="gramEnd"/>
+      <w:r>
+        <w:t>(sec) to take a pause while counting)</w:t>
       </w:r>
       <w:bookmarkEnd w:id="3"/>
     </w:p>
@@ -2073,44 +2205,91 @@
         <w:spacing w:after="0" w:line="240" w:lineRule="auto"/>
       </w:pPr>
       <w:r>
-        <w:t>def counting(start, end):</w:t>
-      </w:r>
-    </w:p>
-    <w:p>
-      <w:pPr>
-        <w:spacing w:after="0" w:line="240" w:lineRule="auto"/>
-      </w:pPr>
-      <w:r>
-        <w:t>    for i in range(start, end + 1):</w:t>
-      </w:r>
-    </w:p>
-    <w:p>
-      <w:pPr>
-        <w:spacing w:after="0" w:line="240" w:lineRule="auto"/>
-      </w:pPr>
-      <w:r>
-        <w:t>        print(i)</w:t>
-      </w:r>
-    </w:p>
-    <w:p>
-      <w:pPr>
-        <w:spacing w:after="0" w:line="240" w:lineRule="auto"/>
-      </w:pPr>
-      <w:r>
-        <w:t>        time.sleep(1)</w:t>
-      </w:r>
-    </w:p>
-    <w:p>
-      <w:pPr>
-        <w:spacing w:after="0" w:line="240" w:lineRule="auto"/>
-      </w:pPr>
-    </w:p>
-    <w:p>
-      <w:pPr>
-        <w:spacing w:after="0" w:line="240" w:lineRule="auto"/>
-      </w:pPr>
-      <w:r>
-        <w:t>counting(1, 10)</w:t>
+        <w:t xml:space="preserve">def </w:t>
+      </w:r>
+      <w:proofErr w:type="gramStart"/>
+      <w:r>
+        <w:t>counting(</w:t>
+      </w:r>
+      <w:proofErr w:type="gramEnd"/>
+      <w:r>
+        <w:t>start, end):</w:t>
+      </w:r>
+    </w:p>
+    <w:p>
+      <w:pPr>
+        <w:spacing w:after="0" w:line="240" w:lineRule="auto"/>
+      </w:pPr>
+      <w:r>
+        <w:t xml:space="preserve">    for </w:t>
+      </w:r>
+      <w:proofErr w:type="spellStart"/>
+      <w:r>
+        <w:t>i</w:t>
+      </w:r>
+      <w:proofErr w:type="spellEnd"/>
+      <w:r>
+        <w:t xml:space="preserve"> in </w:t>
+      </w:r>
+      <w:proofErr w:type="gramStart"/>
+      <w:r>
+        <w:t>range(</w:t>
+      </w:r>
+      <w:proofErr w:type="gramEnd"/>
+      <w:r>
+        <w:t>start, end + 1):</w:t>
+      </w:r>
+    </w:p>
+    <w:p>
+      <w:pPr>
+        <w:spacing w:after="0" w:line="240" w:lineRule="auto"/>
+      </w:pPr>
+      <w:r>
+        <w:t>        print(</w:t>
+      </w:r>
+      <w:proofErr w:type="spellStart"/>
+      <w:r>
+        <w:t>i</w:t>
+      </w:r>
+      <w:proofErr w:type="spellEnd"/>
+      <w:r>
+        <w:t>)</w:t>
+      </w:r>
+    </w:p>
+    <w:p>
+      <w:pPr>
+        <w:spacing w:after="0" w:line="240" w:lineRule="auto"/>
+      </w:pPr>
+      <w:r>
+        <w:t xml:space="preserve">        </w:t>
+      </w:r>
+      <w:proofErr w:type="spellStart"/>
+      <w:proofErr w:type="gramStart"/>
+      <w:r>
+        <w:t>time.sleep</w:t>
+      </w:r>
+      <w:proofErr w:type="spellEnd"/>
+      <w:proofErr w:type="gramEnd"/>
+      <w:r>
+        <w:t>(1)</w:t>
+      </w:r>
+    </w:p>
+    <w:p>
+      <w:pPr>
+        <w:spacing w:after="0" w:line="240" w:lineRule="auto"/>
+      </w:pPr>
+    </w:p>
+    <w:p>
+      <w:pPr>
+        <w:spacing w:after="0" w:line="240" w:lineRule="auto"/>
+      </w:pPr>
+      <w:proofErr w:type="gramStart"/>
+      <w:r>
+        <w:t>counting(</w:t>
+      </w:r>
+      <w:proofErr w:type="gramEnd"/>
+      <w:r>
+        <w:t>1, 10)</w:t>
       </w:r>
     </w:p>
     <w:p>
@@ -2160,7 +2339,7 @@
                     <pic:cNvPicPr/>
                   </pic:nvPicPr>
                   <pic:blipFill>
-                    <a:blip r:embed="rId12">
+                    <a:blip r:embed="rId17">
                       <a:extLst>
                         <a:ext uri="{28A0092B-C50C-407E-A947-70E740481C1C}">
                           <a14:useLocalDpi xmlns:a14="http://schemas.microsoft.com/office/drawing/2010/main" val="0"/>
@@ -2299,7 +2478,15 @@
         <w:spacing w:after="0" w:line="240" w:lineRule="auto"/>
       </w:pPr>
       <w:r>
-        <w:t>def data_type(dt):</w:t>
+        <w:t xml:space="preserve">def </w:t>
+      </w:r>
+      <w:proofErr w:type="spellStart"/>
+      <w:r>
+        <w:t>data_type</w:t>
+      </w:r>
+      <w:proofErr w:type="spellEnd"/>
+      <w:r>
+        <w:t>(dt):</w:t>
       </w:r>
     </w:p>
     <w:p>
@@ -2315,23 +2502,63 @@
         <w:spacing w:after="0" w:line="240" w:lineRule="auto"/>
       </w:pPr>
       <w:r>
-        <w:t>print(data_type(5))</w:t>
-      </w:r>
-    </w:p>
-    <w:p>
-      <w:pPr>
-        <w:spacing w:after="0" w:line="240" w:lineRule="auto"/>
-      </w:pPr>
-      <w:r>
-        <w:t>print(data_type(3.14))</w:t>
-      </w:r>
-    </w:p>
-    <w:p>
-      <w:pPr>
-        <w:spacing w:after="0" w:line="240" w:lineRule="auto"/>
-      </w:pPr>
-      <w:r>
-        <w:t>print(data_type("Hello"))</w:t>
+        <w:t>print(</w:t>
+      </w:r>
+      <w:proofErr w:type="spellStart"/>
+      <w:r>
+        <w:t>data_</w:t>
+      </w:r>
+      <w:proofErr w:type="gramStart"/>
+      <w:r>
+        <w:t>type</w:t>
+      </w:r>
+      <w:proofErr w:type="spellEnd"/>
+      <w:r>
+        <w:t>(</w:t>
+      </w:r>
+      <w:proofErr w:type="gramEnd"/>
+      <w:r>
+        <w:t>5))</w:t>
+      </w:r>
+    </w:p>
+    <w:p>
+      <w:pPr>
+        <w:spacing w:after="0" w:line="240" w:lineRule="auto"/>
+      </w:pPr>
+      <w:r>
+        <w:t>print(</w:t>
+      </w:r>
+      <w:proofErr w:type="spellStart"/>
+      <w:r>
+        <w:t>data_</w:t>
+      </w:r>
+      <w:proofErr w:type="gramStart"/>
+      <w:r>
+        <w:t>type</w:t>
+      </w:r>
+      <w:proofErr w:type="spellEnd"/>
+      <w:r>
+        <w:t>(</w:t>
+      </w:r>
+      <w:proofErr w:type="gramEnd"/>
+      <w:r>
+        <w:t>3.14))</w:t>
+      </w:r>
+    </w:p>
+    <w:p>
+      <w:pPr>
+        <w:spacing w:after="0" w:line="240" w:lineRule="auto"/>
+      </w:pPr>
+      <w:r>
+        <w:t>print(</w:t>
+      </w:r>
+      <w:proofErr w:type="spellStart"/>
+      <w:r>
+        <w:t>data_type</w:t>
+      </w:r>
+      <w:proofErr w:type="spellEnd"/>
+      <w:r>
+        <w:t>("Hello"))</w:t>
       </w:r>
     </w:p>
     <w:p>
@@ -2371,7 +2598,7 @@
                     <pic:cNvPicPr/>
                   </pic:nvPicPr>
                   <pic:blipFill>
-                    <a:blip r:embed="rId13">
+                    <a:blip r:embed="rId18">
                       <a:extLst>
                         <a:ext uri="{28A0092B-C50C-407E-A947-70E740481C1C}">
                           <a14:useLocalDpi xmlns:a14="http://schemas.microsoft.com/office/drawing/2010/main" val="0"/>
@@ -2504,23 +2731,114 @@
           <w:i/>
           <w:iCs/>
         </w:rPr>
-        <w:t>b) Create a function calculateSquare() for calculating and returning square of a number.</w:t>
-      </w:r>
-    </w:p>
-    <w:p>
-      <w:pPr>
-        <w:spacing w:after="0" w:line="240" w:lineRule="auto"/>
+        <w:t xml:space="preserve">b) Create a function </w:t>
+      </w:r>
+      <w:proofErr w:type="spellStart"/>
+      <w:proofErr w:type="gramStart"/>
+      <w:r>
         <w:rPr>
           <w:i/>
           <w:iCs/>
         </w:rPr>
-      </w:pPr>
+        <w:t>calculateSquare</w:t>
+      </w:r>
+      <w:proofErr w:type="spellEnd"/>
       <w:r>
         <w:rPr>
           <w:i/>
           <w:iCs/>
         </w:rPr>
-        <w:t>c) Create a function calculateHypotenuse() for calculating hypotenuse of a right angle triangle. Make use of the calculateSquare() function.</w:t>
+        <w:t>(</w:t>
+      </w:r>
+      <w:proofErr w:type="gramEnd"/>
+      <w:r>
+        <w:rPr>
+          <w:i/>
+          <w:iCs/>
+        </w:rPr>
+        <w:t>) for calculating and returning square of a number.</w:t>
+      </w:r>
+    </w:p>
+    <w:p>
+      <w:pPr>
+        <w:spacing w:after="0" w:line="240" w:lineRule="auto"/>
+        <w:rPr>
+          <w:i/>
+          <w:iCs/>
+        </w:rPr>
+      </w:pPr>
+      <w:r>
+        <w:rPr>
+          <w:i/>
+          <w:iCs/>
+        </w:rPr>
+        <w:t xml:space="preserve">c) Create a function </w:t>
+      </w:r>
+      <w:proofErr w:type="spellStart"/>
+      <w:proofErr w:type="gramStart"/>
+      <w:r>
+        <w:rPr>
+          <w:i/>
+          <w:iCs/>
+        </w:rPr>
+        <w:t>calculateHypotenuse</w:t>
+      </w:r>
+      <w:proofErr w:type="spellEnd"/>
+      <w:r>
+        <w:rPr>
+          <w:i/>
+          <w:iCs/>
+        </w:rPr>
+        <w:t>(</w:t>
+      </w:r>
+      <w:proofErr w:type="gramEnd"/>
+      <w:r>
+        <w:rPr>
+          <w:i/>
+          <w:iCs/>
+        </w:rPr>
+        <w:t xml:space="preserve">) for calculating hypotenuse of a </w:t>
+      </w:r>
+      <w:proofErr w:type="gramStart"/>
+      <w:r>
+        <w:rPr>
+          <w:i/>
+          <w:iCs/>
+        </w:rPr>
+        <w:t>right angle</w:t>
+      </w:r>
+      <w:proofErr w:type="gramEnd"/>
+      <w:r>
+        <w:rPr>
+          <w:i/>
+          <w:iCs/>
+        </w:rPr>
+        <w:t xml:space="preserve"> triangle. Make use of the </w:t>
+      </w:r>
+      <w:proofErr w:type="spellStart"/>
+      <w:proofErr w:type="gramStart"/>
+      <w:r>
+        <w:rPr>
+          <w:i/>
+          <w:iCs/>
+        </w:rPr>
+        <w:t>calculateSquare</w:t>
+      </w:r>
+      <w:proofErr w:type="spellEnd"/>
+      <w:r>
+        <w:rPr>
+          <w:i/>
+          <w:iCs/>
+        </w:rPr>
+        <w:t>(</w:t>
+      </w:r>
+      <w:proofErr w:type="gramEnd"/>
+      <w:r>
+        <w:rPr>
+          <w:i/>
+          <w:iCs/>
+        </w:rPr>
+        <w:t>) function.</w:t>
       </w:r>
     </w:p>
     <w:p>
@@ -2541,7 +2859,15 @@
         <w:spacing w:after="0" w:line="240" w:lineRule="auto"/>
       </w:pPr>
       <w:r>
-        <w:t>def calculateSquare(num):</w:t>
+        <w:t xml:space="preserve">def </w:t>
+      </w:r>
+      <w:proofErr w:type="spellStart"/>
+      <w:r>
+        <w:t>calculateSquare</w:t>
+      </w:r>
+      <w:proofErr w:type="spellEnd"/>
+      <w:r>
+        <w:t>(num):</w:t>
       </w:r>
     </w:p>
     <w:p>
@@ -2562,23 +2888,78 @@
         <w:spacing w:after="0" w:line="240" w:lineRule="auto"/>
       </w:pPr>
       <w:r>
-        <w:t>def calculateHypotenuse(base, perpendicular):</w:t>
-      </w:r>
-    </w:p>
-    <w:p>
-      <w:pPr>
-        <w:spacing w:after="0" w:line="240" w:lineRule="auto"/>
-      </w:pPr>
-      <w:r>
-        <w:t>    hypotenuse_squared = calculateSquare(base) + calculateSquare(perpendicular)</w:t>
-      </w:r>
-    </w:p>
-    <w:p>
-      <w:pPr>
-        <w:spacing w:after="0" w:line="240" w:lineRule="auto"/>
-      </w:pPr>
-      <w:r>
-        <w:t>    hypotenuse = math.sqrt(hypotenuse_squared)</w:t>
+        <w:t xml:space="preserve">def </w:t>
+      </w:r>
+      <w:proofErr w:type="spellStart"/>
+      <w:proofErr w:type="gramStart"/>
+      <w:r>
+        <w:t>calculateHypotenuse</w:t>
+      </w:r>
+      <w:proofErr w:type="spellEnd"/>
+      <w:r>
+        <w:t>(</w:t>
+      </w:r>
+      <w:proofErr w:type="gramEnd"/>
+      <w:r>
+        <w:t>base, perpendicular):</w:t>
+      </w:r>
+    </w:p>
+    <w:p>
+      <w:pPr>
+        <w:spacing w:after="0" w:line="240" w:lineRule="auto"/>
+      </w:pPr>
+      <w:r>
+        <w:t xml:space="preserve">    </w:t>
+      </w:r>
+      <w:proofErr w:type="spellStart"/>
+      <w:r>
+        <w:t>hypotenuse_squared</w:t>
+      </w:r>
+      <w:proofErr w:type="spellEnd"/>
+      <w:r>
+        <w:t xml:space="preserve"> = </w:t>
+      </w:r>
+      <w:proofErr w:type="spellStart"/>
+      <w:r>
+        <w:t>calculateSquare</w:t>
+      </w:r>
+      <w:proofErr w:type="spellEnd"/>
+      <w:r>
+        <w:t xml:space="preserve">(base) + </w:t>
+      </w:r>
+      <w:proofErr w:type="spellStart"/>
+      <w:r>
+        <w:t>calculateSquare</w:t>
+      </w:r>
+      <w:proofErr w:type="spellEnd"/>
+      <w:r>
+        <w:t>(perpendicular)</w:t>
+      </w:r>
+    </w:p>
+    <w:p>
+      <w:pPr>
+        <w:spacing w:after="0" w:line="240" w:lineRule="auto"/>
+      </w:pPr>
+      <w:r>
+        <w:t xml:space="preserve">    hypotenuse = </w:t>
+      </w:r>
+      <w:proofErr w:type="spellStart"/>
+      <w:proofErr w:type="gramStart"/>
+      <w:r>
+        <w:t>math.sqrt</w:t>
+      </w:r>
+      <w:proofErr w:type="spellEnd"/>
+      <w:proofErr w:type="gramEnd"/>
+      <w:r>
+        <w:t>(</w:t>
+      </w:r>
+      <w:proofErr w:type="spellStart"/>
+      <w:r>
+        <w:t>hypotenuse_squared</w:t>
+      </w:r>
+      <w:proofErr w:type="spellEnd"/>
+      <w:r>
+        <w:t>)</w:t>
       </w:r>
     </w:p>
     <w:p>
@@ -2599,36 +2980,75 @@
         <w:spacing w:after="0" w:line="240" w:lineRule="auto"/>
       </w:pPr>
       <w:r>
-        <w:t>base = float(input("Enter the base of the triangle: "))</w:t>
-      </w:r>
-    </w:p>
-    <w:p>
-      <w:pPr>
-        <w:spacing w:after="0" w:line="240" w:lineRule="auto"/>
-      </w:pPr>
-      <w:r>
-        <w:t>perpendicular = float(input("Enter the perpendicular of the triangle: "))</w:t>
-      </w:r>
-    </w:p>
-    <w:p>
-      <w:pPr>
-        <w:spacing w:after="0" w:line="240" w:lineRule="auto"/>
-      </w:pPr>
-    </w:p>
-    <w:p>
-      <w:pPr>
-        <w:spacing w:after="0" w:line="240" w:lineRule="auto"/>
-      </w:pPr>
-      <w:r>
-        <w:t>hypotenuse = calculateHypotenuse(base, perpendicular)</w:t>
-      </w:r>
-    </w:p>
-    <w:p>
-      <w:pPr>
-        <w:spacing w:after="0" w:line="240" w:lineRule="auto"/>
-      </w:pPr>
-      <w:r>
-        <w:t>print(f"The hypotenuse of the triangle is: {hypotenuse}")</w:t>
+        <w:t xml:space="preserve">base = </w:t>
+      </w:r>
+      <w:proofErr w:type="gramStart"/>
+      <w:r>
+        <w:t>float(input(</w:t>
+      </w:r>
+      <w:proofErr w:type="gramEnd"/>
+      <w:r>
+        <w:t>"Enter the base of the triangle: "))</w:t>
+      </w:r>
+    </w:p>
+    <w:p>
+      <w:pPr>
+        <w:spacing w:after="0" w:line="240" w:lineRule="auto"/>
+      </w:pPr>
+      <w:r>
+        <w:t xml:space="preserve">perpendicular = </w:t>
+      </w:r>
+      <w:proofErr w:type="gramStart"/>
+      <w:r>
+        <w:t>float(input(</w:t>
+      </w:r>
+      <w:proofErr w:type="gramEnd"/>
+      <w:r>
+        <w:t>"Enter the perpendicular of the triangle: "))</w:t>
+      </w:r>
+    </w:p>
+    <w:p>
+      <w:pPr>
+        <w:spacing w:after="0" w:line="240" w:lineRule="auto"/>
+      </w:pPr>
+    </w:p>
+    <w:p>
+      <w:pPr>
+        <w:spacing w:after="0" w:line="240" w:lineRule="auto"/>
+      </w:pPr>
+      <w:r>
+        <w:t xml:space="preserve">hypotenuse = </w:t>
+      </w:r>
+      <w:proofErr w:type="spellStart"/>
+      <w:proofErr w:type="gramStart"/>
+      <w:r>
+        <w:t>calculateHypotenuse</w:t>
+      </w:r>
+      <w:proofErr w:type="spellEnd"/>
+      <w:r>
+        <w:t>(</w:t>
+      </w:r>
+      <w:proofErr w:type="gramEnd"/>
+      <w:r>
+        <w:t>base, perpendicular)</w:t>
+      </w:r>
+    </w:p>
+    <w:p>
+      <w:pPr>
+        <w:spacing w:after="0" w:line="240" w:lineRule="auto"/>
+      </w:pPr>
+      <w:proofErr w:type="gramStart"/>
+      <w:r>
+        <w:t>print(</w:t>
+      </w:r>
+      <w:proofErr w:type="spellStart"/>
+      <w:proofErr w:type="gramEnd"/>
+      <w:r>
+        <w:t>f"The</w:t>
+      </w:r>
+      <w:proofErr w:type="spellEnd"/>
+      <w:r>
+        <w:t xml:space="preserve"> hypotenuse of the triangle is: {hypotenuse}")</w:t>
       </w:r>
     </w:p>
     <w:p>
@@ -2673,7 +3093,7 @@
                     <pic:cNvPicPr/>
                   </pic:nvPicPr>
                   <pic:blipFill>
-                    <a:blip r:embed="rId14">
+                    <a:blip r:embed="rId19">
                       <a:extLst>
                         <a:ext uri="{28A0092B-C50C-407E-A947-70E740481C1C}">
                           <a14:useLocalDpi xmlns:a14="http://schemas.microsoft.com/office/drawing/2010/main" val="0"/>
@@ -2762,7 +3182,15 @@
         <w:spacing w:after="0" w:line="240" w:lineRule="auto"/>
       </w:pPr>
       <w:r>
-        <w:t>def sum_up_to(n):</w:t>
+        <w:t xml:space="preserve">def </w:t>
+      </w:r>
+      <w:proofErr w:type="spellStart"/>
+      <w:r>
+        <w:t>sum_up_to</w:t>
+      </w:r>
+      <w:proofErr w:type="spellEnd"/>
+      <w:r>
+        <w:t>(n):</w:t>
       </w:r>
     </w:p>
     <w:p>
@@ -2794,7 +3222,15 @@
         <w:spacing w:after="0" w:line="240" w:lineRule="auto"/>
       </w:pPr>
       <w:r>
-        <w:t>        return n + sum_up_to(n-1)</w:t>
+        <w:t xml:space="preserve">        return n + </w:t>
+      </w:r>
+      <w:proofErr w:type="spellStart"/>
+      <w:r>
+        <w:t>sum_up_to</w:t>
+      </w:r>
+      <w:proofErr w:type="spellEnd"/>
+      <w:r>
+        <w:t>(n-1)</w:t>
       </w:r>
     </w:p>
     <w:p>
@@ -2810,15 +3246,31 @@
         <w:spacing w:after="0" w:line="240" w:lineRule="auto"/>
       </w:pPr>
       <w:r>
-        <w:t>n = int(input("Enter a number: "))</w:t>
-      </w:r>
-    </w:p>
-    <w:p>
-      <w:pPr>
-        <w:spacing w:after="0" w:line="240" w:lineRule="auto"/>
-      </w:pPr>
-      <w:r>
-        <w:t>print(sum_up_to(n))</w:t>
+        <w:t xml:space="preserve">n = </w:t>
+      </w:r>
+      <w:proofErr w:type="gramStart"/>
+      <w:r>
+        <w:t>int(input(</w:t>
+      </w:r>
+      <w:proofErr w:type="gramEnd"/>
+      <w:r>
+        <w:t>"Enter a number: "))</w:t>
+      </w:r>
+    </w:p>
+    <w:p>
+      <w:pPr>
+        <w:spacing w:after="0" w:line="240" w:lineRule="auto"/>
+      </w:pPr>
+      <w:r>
+        <w:t>print(</w:t>
+      </w:r>
+      <w:proofErr w:type="spellStart"/>
+      <w:r>
+        <w:t>sum_up_to</w:t>
+      </w:r>
+      <w:proofErr w:type="spellEnd"/>
+      <w:r>
+        <w:t>(n))</w:t>
       </w:r>
     </w:p>
     <w:p>
@@ -2873,7 +3325,7 @@
                     <pic:cNvPicPr/>
                   </pic:nvPicPr>
                   <pic:blipFill>
-                    <a:blip r:embed="rId15">
+                    <a:blip r:embed="rId20">
                       <a:extLst>
                         <a:ext uri="{28A0092B-C50C-407E-A947-70E740481C1C}">
                           <a14:useLocalDpi xmlns:a14="http://schemas.microsoft.com/office/drawing/2010/main" val="0"/>
@@ -2923,36 +3375,85 @@
         <w:spacing w:after="0" w:line="240" w:lineRule="auto"/>
       </w:pPr>
       <w:r>
-        <w:t>x = a(b+c)(c-a)/(a+b-c) where a=5, b=2 and c=4.</w:t>
-      </w:r>
-    </w:p>
-    <w:p>
-      <w:pPr>
-        <w:spacing w:after="0" w:line="240" w:lineRule="auto"/>
-      </w:pPr>
-      <w:r>
-        <w:t>def add(x,y):</w:t>
-      </w:r>
-    </w:p>
-    <w:p>
-      <w:pPr>
-        <w:spacing w:after="0" w:line="240" w:lineRule="auto"/>
-      </w:pPr>
-      <w:r>
-        <w:t>    return x+y</w:t>
-      </w:r>
-    </w:p>
-    <w:p>
-      <w:pPr>
-        <w:spacing w:after="0" w:line="240" w:lineRule="auto"/>
-      </w:pPr>
-    </w:p>
-    <w:p>
-      <w:pPr>
-        <w:spacing w:after="0" w:line="240" w:lineRule="auto"/>
-      </w:pPr>
-      <w:r>
-        <w:t>def subtract(x,y):</w:t>
+        <w:t>x = a(</w:t>
+      </w:r>
+      <w:proofErr w:type="spellStart"/>
+      <w:r>
+        <w:t>b+</w:t>
+      </w:r>
+      <w:proofErr w:type="gramStart"/>
+      <w:r>
+        <w:t>c</w:t>
+      </w:r>
+      <w:proofErr w:type="spellEnd"/>
+      <w:r>
+        <w:t>)(</w:t>
+      </w:r>
+      <w:proofErr w:type="gramEnd"/>
+      <w:r>
+        <w:t>c-a)/(</w:t>
+      </w:r>
+      <w:proofErr w:type="spellStart"/>
+      <w:r>
+        <w:t>a+b-c</w:t>
+      </w:r>
+      <w:proofErr w:type="spellEnd"/>
+      <w:r>
+        <w:t>) where a=5, b=2 and c=4.</w:t>
+      </w:r>
+    </w:p>
+    <w:p>
+      <w:pPr>
+        <w:spacing w:after="0" w:line="240" w:lineRule="auto"/>
+      </w:pPr>
+      <w:r>
+        <w:t>def add(</w:t>
+      </w:r>
+      <w:proofErr w:type="spellStart"/>
+      <w:proofErr w:type="gramStart"/>
+      <w:r>
+        <w:t>x,y</w:t>
+      </w:r>
+      <w:proofErr w:type="spellEnd"/>
+      <w:proofErr w:type="gramEnd"/>
+      <w:r>
+        <w:t>):</w:t>
+      </w:r>
+    </w:p>
+    <w:p>
+      <w:pPr>
+        <w:spacing w:after="0" w:line="240" w:lineRule="auto"/>
+      </w:pPr>
+      <w:r>
+        <w:t xml:space="preserve">    return </w:t>
+      </w:r>
+      <w:proofErr w:type="spellStart"/>
+      <w:r>
+        <w:t>x+y</w:t>
+      </w:r>
+      <w:proofErr w:type="spellEnd"/>
+    </w:p>
+    <w:p>
+      <w:pPr>
+        <w:spacing w:after="0" w:line="240" w:lineRule="auto"/>
+      </w:pPr>
+    </w:p>
+    <w:p>
+      <w:pPr>
+        <w:spacing w:after="0" w:line="240" w:lineRule="auto"/>
+      </w:pPr>
+      <w:r>
+        <w:t>def subtract(</w:t>
+      </w:r>
+      <w:proofErr w:type="spellStart"/>
+      <w:proofErr w:type="gramStart"/>
+      <w:r>
+        <w:t>x,y</w:t>
+      </w:r>
+      <w:proofErr w:type="spellEnd"/>
+      <w:proofErr w:type="gramEnd"/>
+      <w:r>
+        <w:t>):</w:t>
       </w:r>
     </w:p>
     <w:p>
@@ -2973,7 +3474,17 @@
         <w:spacing w:after="0" w:line="240" w:lineRule="auto"/>
       </w:pPr>
       <w:r>
-        <w:t>def multiply(x,y):</w:t>
+        <w:t>def multiply(</w:t>
+      </w:r>
+      <w:proofErr w:type="spellStart"/>
+      <w:proofErr w:type="gramStart"/>
+      <w:r>
+        <w:t>x,y</w:t>
+      </w:r>
+      <w:proofErr w:type="spellEnd"/>
+      <w:proofErr w:type="gramEnd"/>
+      <w:r>
+        <w:t>):</w:t>
       </w:r>
     </w:p>
     <w:p>
@@ -2994,7 +3505,17 @@
         <w:spacing w:after="0" w:line="240" w:lineRule="auto"/>
       </w:pPr>
       <w:r>
-        <w:t>def divide(x,y):</w:t>
+        <w:t>def divide(</w:t>
+      </w:r>
+      <w:proofErr w:type="spellStart"/>
+      <w:proofErr w:type="gramStart"/>
+      <w:r>
+        <w:t>x,y</w:t>
+      </w:r>
+      <w:proofErr w:type="spellEnd"/>
+      <w:proofErr w:type="gramEnd"/>
+      <w:r>
+        <w:t>):</w:t>
       </w:r>
     </w:p>
     <w:p>
@@ -3068,15 +3589,58 @@
         <w:spacing w:after="0" w:line="240" w:lineRule="auto"/>
       </w:pPr>
       <w:r>
-        <w:t>calculation = divide(multiply(multiply(a, add(b,c)), subtract(c,a)), subtract(add(a,b), c))</w:t>
-      </w:r>
-    </w:p>
-    <w:p>
-      <w:pPr>
-        <w:spacing w:after="0" w:line="240" w:lineRule="auto"/>
-      </w:pPr>
-      <w:r>
-        <w:t>print("The value of x is:", calculation)</w:t>
+        <w:t xml:space="preserve">calculation = </w:t>
+      </w:r>
+      <w:proofErr w:type="gramStart"/>
+      <w:r>
+        <w:t>divide(multiply(multiply(</w:t>
+      </w:r>
+      <w:proofErr w:type="gramEnd"/>
+      <w:r>
+        <w:t>a, add(</w:t>
+      </w:r>
+      <w:proofErr w:type="spellStart"/>
+      <w:proofErr w:type="gramStart"/>
+      <w:r>
+        <w:t>b,c</w:t>
+      </w:r>
+      <w:proofErr w:type="spellEnd"/>
+      <w:proofErr w:type="gramEnd"/>
+      <w:r>
+        <w:t>)), subtract(</w:t>
+      </w:r>
+      <w:proofErr w:type="spellStart"/>
+      <w:proofErr w:type="gramStart"/>
+      <w:r>
+        <w:t>c,a</w:t>
+      </w:r>
+      <w:proofErr w:type="spellEnd"/>
+      <w:proofErr w:type="gramEnd"/>
+      <w:r>
+        <w:t>)), subtract(add(</w:t>
+      </w:r>
+      <w:proofErr w:type="spellStart"/>
+      <w:proofErr w:type="gramStart"/>
+      <w:r>
+        <w:t>a,b</w:t>
+      </w:r>
+      <w:proofErr w:type="spellEnd"/>
+      <w:proofErr w:type="gramEnd"/>
+      <w:r>
+        <w:t>), c))</w:t>
+      </w:r>
+    </w:p>
+    <w:p>
+      <w:pPr>
+        <w:spacing w:after="0" w:line="240" w:lineRule="auto"/>
+      </w:pPr>
+      <w:proofErr w:type="gramStart"/>
+      <w:r>
+        <w:t>print(</w:t>
+      </w:r>
+      <w:proofErr w:type="gramEnd"/>
+      <w:r>
+        <w:t>"The value of x is:", calculation)</w:t>
       </w:r>
     </w:p>
     <w:p>
@@ -3121,7 +3685,7 @@
                     <pic:cNvPicPr/>
                   </pic:nvPicPr>
                   <pic:blipFill>
-                    <a:blip r:embed="rId16">
+                    <a:blip r:embed="rId21">
                       <a:extLst>
                         <a:ext uri="{28A0092B-C50C-407E-A947-70E740481C1C}">
                           <a14:useLocalDpi xmlns:a14="http://schemas.microsoft.com/office/drawing/2010/main" val="0"/>
@@ -3213,28 +3777,52 @@
         <w:spacing w:after="0" w:line="240" w:lineRule="auto"/>
       </w:pPr>
       <w:r>
-        <w:t>number = int(input("Enter the base number: "))</w:t>
-      </w:r>
-    </w:p>
-    <w:p>
-      <w:pPr>
-        <w:spacing w:after="0" w:line="240" w:lineRule="auto"/>
-      </w:pPr>
-      <w:r>
-        <w:t>exponent = int(input("Enter the exponent: "))</w:t>
-      </w:r>
-    </w:p>
-    <w:p>
-      <w:pPr>
-        <w:spacing w:after="0" w:line="240" w:lineRule="auto"/>
-      </w:pPr>
-    </w:p>
-    <w:p>
-      <w:pPr>
-        <w:spacing w:after="0" w:line="240" w:lineRule="auto"/>
-      </w:pPr>
-      <w:r>
-        <w:t>result = power(number, exponent)</w:t>
+        <w:t xml:space="preserve">number = </w:t>
+      </w:r>
+      <w:proofErr w:type="gramStart"/>
+      <w:r>
+        <w:t>int(input(</w:t>
+      </w:r>
+      <w:proofErr w:type="gramEnd"/>
+      <w:r>
+        <w:t>"Enter the base number: "))</w:t>
+      </w:r>
+    </w:p>
+    <w:p>
+      <w:pPr>
+        <w:spacing w:after="0" w:line="240" w:lineRule="auto"/>
+      </w:pPr>
+      <w:r>
+        <w:t xml:space="preserve">exponent = </w:t>
+      </w:r>
+      <w:proofErr w:type="gramStart"/>
+      <w:r>
+        <w:t>int(input(</w:t>
+      </w:r>
+      <w:proofErr w:type="gramEnd"/>
+      <w:r>
+        <w:t>"Enter the exponent: "))</w:t>
+      </w:r>
+    </w:p>
+    <w:p>
+      <w:pPr>
+        <w:spacing w:after="0" w:line="240" w:lineRule="auto"/>
+      </w:pPr>
+    </w:p>
+    <w:p>
+      <w:pPr>
+        <w:spacing w:after="0" w:line="240" w:lineRule="auto"/>
+      </w:pPr>
+      <w:r>
+        <w:t xml:space="preserve">result = </w:t>
+      </w:r>
+      <w:proofErr w:type="gramStart"/>
+      <w:r>
+        <w:t>power(</w:t>
+      </w:r>
+      <w:proofErr w:type="gramEnd"/>
+      <w:r>
+        <w:t>number, exponent)</w:t>
       </w:r>
     </w:p>
     <w:p>
@@ -3287,7 +3875,7 @@
                     <pic:cNvPicPr/>
                   </pic:nvPicPr>
                   <pic:blipFill>
-                    <a:blip r:embed="rId17">
+                    <a:blip r:embed="rId22">
                       <a:extLst>
                         <a:ext uri="{28A0092B-C50C-407E-A947-70E740481C1C}">
                           <a14:useLocalDpi xmlns:a14="http://schemas.microsoft.com/office/drawing/2010/main" val="0"/>
@@ -3349,7 +3937,36 @@
         <w:spacing w:after="0" w:line="240" w:lineRule="auto"/>
       </w:pPr>
       <w:r>
-        <w:t>def tower_hanoi(n, a,b,c):</w:t>
+        <w:t xml:space="preserve">def </w:t>
+      </w:r>
+      <w:proofErr w:type="spellStart"/>
+      <w:r>
+        <w:t>tower_</w:t>
+      </w:r>
+      <w:proofErr w:type="gramStart"/>
+      <w:r>
+        <w:t>hanoi</w:t>
+      </w:r>
+      <w:proofErr w:type="spellEnd"/>
+      <w:r>
+        <w:t>(</w:t>
+      </w:r>
+      <w:proofErr w:type="gramEnd"/>
+      <w:r>
+        <w:t xml:space="preserve">n, </w:t>
+      </w:r>
+      <w:proofErr w:type="spellStart"/>
+      <w:proofErr w:type="gramStart"/>
+      <w:r>
+        <w:t>a,b</w:t>
+      </w:r>
+      <w:proofErr w:type="gramEnd"/>
+      <w:r>
+        <w:t>,c</w:t>
+      </w:r>
+      <w:proofErr w:type="spellEnd"/>
+      <w:r>
+        <w:t>):</w:t>
       </w:r>
     </w:p>
     <w:p>
@@ -3365,7 +3982,15 @@
         <w:spacing w:after="0" w:line="240" w:lineRule="auto"/>
       </w:pPr>
       <w:r>
-        <w:t>        print("Move disk 1 from rod", a, "to rod", c)</w:t>
+        <w:t xml:space="preserve">        </w:t>
+      </w:r>
+      <w:proofErr w:type="gramStart"/>
+      <w:r>
+        <w:t>print(</w:t>
+      </w:r>
+      <w:proofErr w:type="gramEnd"/>
+      <w:r>
+        <w:t>"Move disk 1 from rod", a, "to rod", c)</w:t>
       </w:r>
     </w:p>
     <w:p>
@@ -3381,31 +4006,79 @@
         <w:spacing w:after="0" w:line="240" w:lineRule="auto"/>
       </w:pPr>
       <w:r>
-        <w:t>    tower_hanoi(n-1, a, c, b)</w:t>
-      </w:r>
-    </w:p>
-    <w:p>
-      <w:pPr>
-        <w:spacing w:after="0" w:line="240" w:lineRule="auto"/>
-      </w:pPr>
-      <w:r>
-        <w:t>    print("Move disk", n, "from rod", a, "to rod", c)</w:t>
-      </w:r>
-    </w:p>
-    <w:p>
-      <w:pPr>
-        <w:spacing w:after="0" w:line="240" w:lineRule="auto"/>
-      </w:pPr>
-      <w:r>
-        <w:t>    tower_hanoi(n-1, b, a, c)</w:t>
-      </w:r>
-    </w:p>
-    <w:p>
-      <w:pPr>
-        <w:spacing w:after="0" w:line="240" w:lineRule="auto"/>
-      </w:pPr>
-      <w:r>
-        <w:t>    print("Move disk", n, "from rod", a, "to rod", c)</w:t>
+        <w:t xml:space="preserve">    </w:t>
+      </w:r>
+      <w:proofErr w:type="spellStart"/>
+      <w:r>
+        <w:t>tower_</w:t>
+      </w:r>
+      <w:proofErr w:type="gramStart"/>
+      <w:r>
+        <w:t>hanoi</w:t>
+      </w:r>
+      <w:proofErr w:type="spellEnd"/>
+      <w:r>
+        <w:t>(</w:t>
+      </w:r>
+      <w:proofErr w:type="gramEnd"/>
+      <w:r>
+        <w:t>n-1, a, c, b)</w:t>
+      </w:r>
+    </w:p>
+    <w:p>
+      <w:pPr>
+        <w:spacing w:after="0" w:line="240" w:lineRule="auto"/>
+      </w:pPr>
+      <w:r>
+        <w:t xml:space="preserve">    </w:t>
+      </w:r>
+      <w:proofErr w:type="gramStart"/>
+      <w:r>
+        <w:t>print(</w:t>
+      </w:r>
+      <w:proofErr w:type="gramEnd"/>
+      <w:r>
+        <w:t>"Move disk", n, "from rod", a, "to rod", c)</w:t>
+      </w:r>
+    </w:p>
+    <w:p>
+      <w:pPr>
+        <w:spacing w:after="0" w:line="240" w:lineRule="auto"/>
+      </w:pPr>
+      <w:r>
+        <w:t xml:space="preserve">    </w:t>
+      </w:r>
+      <w:proofErr w:type="spellStart"/>
+      <w:r>
+        <w:t>tower_</w:t>
+      </w:r>
+      <w:proofErr w:type="gramStart"/>
+      <w:r>
+        <w:t>hanoi</w:t>
+      </w:r>
+      <w:proofErr w:type="spellEnd"/>
+      <w:r>
+        <w:t>(</w:t>
+      </w:r>
+      <w:proofErr w:type="gramEnd"/>
+      <w:r>
+        <w:t>n-1, b, a, c)</w:t>
+      </w:r>
+    </w:p>
+    <w:p>
+      <w:pPr>
+        <w:spacing w:after="0" w:line="240" w:lineRule="auto"/>
+      </w:pPr>
+      <w:r>
+        <w:t xml:space="preserve">    </w:t>
+      </w:r>
+      <w:proofErr w:type="gramStart"/>
+      <w:r>
+        <w:t>print(</w:t>
+      </w:r>
+      <w:proofErr w:type="gramEnd"/>
+      <w:r>
+        <w:t>"Move disk", n, "from rod", a, "to rod", c)</w:t>
       </w:r>
     </w:p>
     <w:p>
@@ -3425,8 +4098,21 @@
       <w:pPr>
         <w:spacing w:after="0" w:line="240" w:lineRule="auto"/>
       </w:pPr>
-      <w:r>
-        <w:t>tower_hanoi(n, 'A', 'B', 'C')</w:t>
+      <w:proofErr w:type="spellStart"/>
+      <w:r>
+        <w:t>tower_</w:t>
+      </w:r>
+      <w:proofErr w:type="gramStart"/>
+      <w:r>
+        <w:t>hanoi</w:t>
+      </w:r>
+      <w:proofErr w:type="spellEnd"/>
+      <w:r>
+        <w:t>(</w:t>
+      </w:r>
+      <w:proofErr w:type="gramEnd"/>
+      <w:r>
+        <w:t>n, 'A', 'B', 'C')</w:t>
       </w:r>
     </w:p>
     <w:p>
@@ -3476,7 +4162,7 @@
                     <pic:cNvPicPr/>
                   </pic:nvPicPr>
                   <pic:blipFill>
-                    <a:blip r:embed="rId18">
+                    <a:blip r:embed="rId23">
                       <a:extLst>
                         <a:ext uri="{28A0092B-C50C-407E-A947-70E740481C1C}">
                           <a14:useLocalDpi xmlns:a14="http://schemas.microsoft.com/office/drawing/2010/main" val="0"/>
@@ -3625,24 +4311,63 @@
       <w:pPr>
         <w:spacing w:after="0" w:line="240" w:lineRule="auto"/>
       </w:pPr>
-      <w:r>
-        <w:t>print("First row:", matrix[0])</w:t>
-      </w:r>
-    </w:p>
-    <w:p>
-      <w:pPr>
-        <w:spacing w:after="0" w:line="240" w:lineRule="auto"/>
-      </w:pPr>
-      <w:r>
-        <w:t>print("Second row:", matrix[1])</w:t>
-      </w:r>
-    </w:p>
-    <w:p>
-      <w:pPr>
-        <w:spacing w:after="0" w:line="240" w:lineRule="auto"/>
-      </w:pPr>
-      <w:r>
-        <w:t>print("Third row:", matrix[2])</w:t>
+      <w:proofErr w:type="gramStart"/>
+      <w:r>
+        <w:t>print(</w:t>
+      </w:r>
+      <w:proofErr w:type="gramEnd"/>
+      <w:r>
+        <w:t xml:space="preserve">"First row:", </w:t>
+      </w:r>
+      <w:proofErr w:type="gramStart"/>
+      <w:r>
+        <w:t>matrix[</w:t>
+      </w:r>
+      <w:proofErr w:type="gramEnd"/>
+      <w:r>
+        <w:t>0])</w:t>
+      </w:r>
+    </w:p>
+    <w:p>
+      <w:pPr>
+        <w:spacing w:after="0" w:line="240" w:lineRule="auto"/>
+      </w:pPr>
+      <w:proofErr w:type="gramStart"/>
+      <w:r>
+        <w:t>print(</w:t>
+      </w:r>
+      <w:proofErr w:type="gramEnd"/>
+      <w:r>
+        <w:t xml:space="preserve">"Second row:", </w:t>
+      </w:r>
+      <w:proofErr w:type="gramStart"/>
+      <w:r>
+        <w:t>matrix[</w:t>
+      </w:r>
+      <w:proofErr w:type="gramEnd"/>
+      <w:r>
+        <w:t>1])</w:t>
+      </w:r>
+    </w:p>
+    <w:p>
+      <w:pPr>
+        <w:spacing w:after="0" w:line="240" w:lineRule="auto"/>
+      </w:pPr>
+      <w:proofErr w:type="gramStart"/>
+      <w:r>
+        <w:t>print(</w:t>
+      </w:r>
+      <w:proofErr w:type="gramEnd"/>
+      <w:r>
+        <w:t xml:space="preserve">"Third row:", </w:t>
+      </w:r>
+      <w:proofErr w:type="gramStart"/>
+      <w:r>
+        <w:t>matrix[</w:t>
+      </w:r>
+      <w:proofErr w:type="gramEnd"/>
+      <w:r>
+        <w:t>2])</w:t>
       </w:r>
     </w:p>
     <w:p>
@@ -3670,24 +4395,63 @@
       <w:pPr>
         <w:spacing w:after="0" w:line="240" w:lineRule="auto"/>
       </w:pPr>
-      <w:r>
-        <w:t>print("First column:", [row[0] for row in matrix])</w:t>
-      </w:r>
-    </w:p>
-    <w:p>
-      <w:pPr>
-        <w:spacing w:after="0" w:line="240" w:lineRule="auto"/>
-      </w:pPr>
-      <w:r>
-        <w:t>print("Second column:", [row[1] for row in matrix])</w:t>
-      </w:r>
-    </w:p>
-    <w:p>
-      <w:pPr>
-        <w:spacing w:after="0" w:line="240" w:lineRule="auto"/>
-      </w:pPr>
-      <w:r>
-        <w:t>print("Third column:", [row[2] for row in matrix])</w:t>
+      <w:proofErr w:type="gramStart"/>
+      <w:r>
+        <w:t>print(</w:t>
+      </w:r>
+      <w:proofErr w:type="gramEnd"/>
+      <w:r>
+        <w:t>"First column:", [</w:t>
+      </w:r>
+      <w:proofErr w:type="gramStart"/>
+      <w:r>
+        <w:t>row[</w:t>
+      </w:r>
+      <w:proofErr w:type="gramEnd"/>
+      <w:r>
+        <w:t>0] for row in matrix])</w:t>
+      </w:r>
+    </w:p>
+    <w:p>
+      <w:pPr>
+        <w:spacing w:after="0" w:line="240" w:lineRule="auto"/>
+      </w:pPr>
+      <w:proofErr w:type="gramStart"/>
+      <w:r>
+        <w:t>print(</w:t>
+      </w:r>
+      <w:proofErr w:type="gramEnd"/>
+      <w:r>
+        <w:t>"Second column:", [</w:t>
+      </w:r>
+      <w:proofErr w:type="gramStart"/>
+      <w:r>
+        <w:t>row[</w:t>
+      </w:r>
+      <w:proofErr w:type="gramEnd"/>
+      <w:r>
+        <w:t>1] for row in matrix])</w:t>
+      </w:r>
+    </w:p>
+    <w:p>
+      <w:pPr>
+        <w:spacing w:after="0" w:line="240" w:lineRule="auto"/>
+      </w:pPr>
+      <w:proofErr w:type="gramStart"/>
+      <w:r>
+        <w:t>print(</w:t>
+      </w:r>
+      <w:proofErr w:type="gramEnd"/>
+      <w:r>
+        <w:t>"Third column:", [</w:t>
+      </w:r>
+      <w:proofErr w:type="gramStart"/>
+      <w:r>
+        <w:t>row[</w:t>
+      </w:r>
+      <w:proofErr w:type="gramEnd"/>
+      <w:r>
+        <w:t>2] for row in matrix])</w:t>
       </w:r>
     </w:p>
     <w:p>
@@ -3732,7 +4496,7 @@
                     <pic:cNvPicPr/>
                   </pic:nvPicPr>
                   <pic:blipFill>
-                    <a:blip r:embed="rId19">
+                    <a:blip r:embed="rId24">
                       <a:extLst>
                         <a:ext uri="{28A0092B-C50C-407E-A947-70E740481C1C}">
                           <a14:useLocalDpi xmlns:a14="http://schemas.microsoft.com/office/drawing/2010/main" val="0"/>
@@ -3812,7 +4576,47 @@
       </w:pPr>
       <w:bookmarkStart w:id="11" w:name="_Toc231225559"/>
       <w:r>
-        <w:t>Create a list with the ordered pair {(2,3),(1,4),(4,2),(5,6),(6,2)} and a function that returns the sum of two numbers. Use list comprehension to get the sum of each ordered pairs.</w:t>
+        <w:t>Create a list with the ordered pair {(2,3</w:t>
+      </w:r>
+      <w:proofErr w:type="gramStart"/>
+      <w:r>
+        <w:t>),(</w:t>
+      </w:r>
+      <w:proofErr w:type="gramEnd"/>
+      <w:r>
+        <w:t>1,4</w:t>
+      </w:r>
+      <w:proofErr w:type="gramStart"/>
+      <w:r>
+        <w:t>),(</w:t>
+      </w:r>
+      <w:proofErr w:type="gramEnd"/>
+      <w:r>
+        <w:t>4,2</w:t>
+      </w:r>
+      <w:proofErr w:type="gramStart"/>
+      <w:r>
+        <w:t>),(</w:t>
+      </w:r>
+      <w:proofErr w:type="gramEnd"/>
+      <w:r>
+        <w:t>5,6</w:t>
+      </w:r>
+      <w:proofErr w:type="gramStart"/>
+      <w:r>
+        <w:t>),(</w:t>
+      </w:r>
+      <w:proofErr w:type="gramEnd"/>
+      <w:r>
+        <w:t xml:space="preserve">6,2)} and a function that returns the sum of two numbers. Use list comprehension to get the sum of each ordered </w:t>
+      </w:r>
+      <w:proofErr w:type="gramStart"/>
+      <w:r>
+        <w:t>pairs</w:t>
+      </w:r>
+      <w:proofErr w:type="gramEnd"/>
+      <w:r>
+        <w:t>.</w:t>
       </w:r>
       <w:bookmarkEnd w:id="11"/>
     </w:p>
@@ -3820,21 +4624,42 @@
       <w:pPr>
         <w:spacing w:after="0" w:line="240" w:lineRule="auto"/>
       </w:pPr>
-      <w:r>
-        <w:t>ordered_pairs = [(2,3), (1,4), (4,2), (5,6), (6,2)]</w:t>
-      </w:r>
-    </w:p>
-    <w:p>
-      <w:pPr>
-        <w:spacing w:after="0" w:line="240" w:lineRule="auto"/>
-      </w:pPr>
-    </w:p>
-    <w:p>
-      <w:pPr>
-        <w:spacing w:after="0" w:line="240" w:lineRule="auto"/>
-      </w:pPr>
-      <w:r>
-        <w:t>def sum_of_numbers(x, y):</w:t>
+      <w:proofErr w:type="spellStart"/>
+      <w:r>
+        <w:t>ordered_pairs</w:t>
+      </w:r>
+      <w:proofErr w:type="spellEnd"/>
+      <w:r>
+        <w:t xml:space="preserve"> = [(2,3), (1,4), (4,2), (5,6), (6,2)]</w:t>
+      </w:r>
+    </w:p>
+    <w:p>
+      <w:pPr>
+        <w:spacing w:after="0" w:line="240" w:lineRule="auto"/>
+      </w:pPr>
+    </w:p>
+    <w:p>
+      <w:pPr>
+        <w:spacing w:after="0" w:line="240" w:lineRule="auto"/>
+      </w:pPr>
+      <w:r>
+        <w:t xml:space="preserve">def </w:t>
+      </w:r>
+      <w:proofErr w:type="spellStart"/>
+      <w:r>
+        <w:t>sum_of_</w:t>
+      </w:r>
+      <w:proofErr w:type="gramStart"/>
+      <w:r>
+        <w:t>numbers</w:t>
+      </w:r>
+      <w:proofErr w:type="spellEnd"/>
+      <w:r>
+        <w:t>(</w:t>
+      </w:r>
+      <w:proofErr w:type="gramEnd"/>
+      <w:r>
+        <w:t>x, y):</w:t>
       </w:r>
     </w:p>
     <w:p>
@@ -3855,15 +4680,44 @@
         <w:spacing w:after="0" w:line="240" w:lineRule="auto"/>
       </w:pPr>
       <w:r>
-        <w:t>sums = [sum_of_numbers(x, y) for x, y in ordered_pairs]</w:t>
-      </w:r>
-    </w:p>
-    <w:p>
-      <w:pPr>
-        <w:spacing w:after="0" w:line="240" w:lineRule="auto"/>
-      </w:pPr>
-      <w:r>
-        <w:t>print("The sums of the ordered pairs are:", sums)</w:t>
+        <w:t>sums = [</w:t>
+      </w:r>
+      <w:proofErr w:type="spellStart"/>
+      <w:r>
+        <w:t>sum_of_</w:t>
+      </w:r>
+      <w:proofErr w:type="gramStart"/>
+      <w:r>
+        <w:t>numbers</w:t>
+      </w:r>
+      <w:proofErr w:type="spellEnd"/>
+      <w:r>
+        <w:t>(</w:t>
+      </w:r>
+      <w:proofErr w:type="gramEnd"/>
+      <w:r>
+        <w:t xml:space="preserve">x, y) for x, y in </w:t>
+      </w:r>
+      <w:proofErr w:type="spellStart"/>
+      <w:r>
+        <w:t>ordered_pairs</w:t>
+      </w:r>
+      <w:proofErr w:type="spellEnd"/>
+      <w:r>
+        <w:t>]</w:t>
+      </w:r>
+    </w:p>
+    <w:p>
+      <w:pPr>
+        <w:spacing w:after="0" w:line="240" w:lineRule="auto"/>
+      </w:pPr>
+      <w:proofErr w:type="gramStart"/>
+      <w:r>
+        <w:t>print(</w:t>
+      </w:r>
+      <w:proofErr w:type="gramEnd"/>
+      <w:r>
+        <w:t>"The sums of the ordered pairs are:", sums)</w:t>
       </w:r>
     </w:p>
     <w:p>
@@ -3903,7 +4757,7 @@
                     <pic:cNvPicPr/>
                   </pic:nvPicPr>
                   <pic:blipFill>
-                    <a:blip r:embed="rId20">
+                    <a:blip r:embed="rId25">
                       <a:extLst>
                         <a:ext uri="{28A0092B-C50C-407E-A947-70E740481C1C}">
                           <a14:useLocalDpi xmlns:a14="http://schemas.microsoft.com/office/drawing/2010/main" val="0"/>
@@ -3977,15 +4831,15 @@
         <w:spacing w:after="0" w:line="240" w:lineRule="auto"/>
       </w:pPr>
       <w:r>
-        <w:t>with open("Sample.txt", "w") as file:</w:t>
-      </w:r>
-    </w:p>
-    <w:p>
-      <w:pPr>
-        <w:spacing w:after="0" w:line="240" w:lineRule="auto"/>
-      </w:pPr>
-      <w:r>
-        <w:t>    file.write("Hello Bishal!\nThis is a sample file.\nIt contains some text data.")</w:t>
+        <w:t xml:space="preserve">with </w:t>
+      </w:r>
+      <w:proofErr w:type="gramStart"/>
+      <w:r>
+        <w:t>open(</w:t>
+      </w:r>
+      <w:proofErr w:type="gramEnd"/>
+      <w:r>
+        <w:t>"Sample.txt", "w") as file:</w:t>
       </w:r>
     </w:p>
     <w:p>
@@ -3995,34 +4849,99 @@
       <w:r>
         <w:t xml:space="preserve">    </w:t>
       </w:r>
-    </w:p>
-    <w:p>
-      <w:pPr>
-        <w:spacing w:after="0" w:line="240" w:lineRule="auto"/>
-      </w:pPr>
-    </w:p>
-    <w:p>
-      <w:pPr>
-        <w:spacing w:after="0" w:line="240" w:lineRule="auto"/>
-      </w:pPr>
-      <w:r>
-        <w:t>with open("Sample.txt", "r") as file:</w:t>
-      </w:r>
-    </w:p>
-    <w:p>
-      <w:pPr>
-        <w:spacing w:after="0" w:line="240" w:lineRule="auto"/>
-      </w:pPr>
-      <w:r>
-        <w:t>    contents = file.read()</w:t>
-      </w:r>
-    </w:p>
-    <w:p>
-      <w:pPr>
-        <w:spacing w:after="0" w:line="240" w:lineRule="auto"/>
-      </w:pPr>
-      <w:r>
-        <w:t>    print("Contents of Sample.txt:")</w:t>
+      <w:proofErr w:type="spellStart"/>
+      <w:proofErr w:type="gramStart"/>
+      <w:r>
+        <w:t>file.write</w:t>
+      </w:r>
+      <w:proofErr w:type="spellEnd"/>
+      <w:proofErr w:type="gramEnd"/>
+      <w:r>
+        <w:t xml:space="preserve">("Hello </w:t>
+      </w:r>
+      <w:proofErr w:type="gramStart"/>
+      <w:r>
+        <w:t>Bishal!\</w:t>
+      </w:r>
+      <w:proofErr w:type="spellStart"/>
+      <w:proofErr w:type="gramEnd"/>
+      <w:r>
+        <w:t>nThis</w:t>
+      </w:r>
+      <w:proofErr w:type="spellEnd"/>
+      <w:r>
+        <w:t xml:space="preserve"> is a sample file.\</w:t>
+      </w:r>
+      <w:proofErr w:type="spellStart"/>
+      <w:r>
+        <w:t>nIt</w:t>
+      </w:r>
+      <w:proofErr w:type="spellEnd"/>
+      <w:r>
+        <w:t xml:space="preserve"> contains some text data.")</w:t>
+      </w:r>
+    </w:p>
+    <w:p>
+      <w:pPr>
+        <w:spacing w:after="0" w:line="240" w:lineRule="auto"/>
+      </w:pPr>
+      <w:r>
+        <w:t xml:space="preserve">    </w:t>
+      </w:r>
+    </w:p>
+    <w:p>
+      <w:pPr>
+        <w:spacing w:after="0" w:line="240" w:lineRule="auto"/>
+      </w:pPr>
+    </w:p>
+    <w:p>
+      <w:pPr>
+        <w:spacing w:after="0" w:line="240" w:lineRule="auto"/>
+      </w:pPr>
+      <w:r>
+        <w:t xml:space="preserve">with </w:t>
+      </w:r>
+      <w:proofErr w:type="gramStart"/>
+      <w:r>
+        <w:t>open(</w:t>
+      </w:r>
+      <w:proofErr w:type="gramEnd"/>
+      <w:r>
+        <w:t>"Sample.txt", "r") as file:</w:t>
+      </w:r>
+    </w:p>
+    <w:p>
+      <w:pPr>
+        <w:spacing w:after="0" w:line="240" w:lineRule="auto"/>
+      </w:pPr>
+      <w:r>
+        <w:t xml:space="preserve">    contents = </w:t>
+      </w:r>
+      <w:proofErr w:type="spellStart"/>
+      <w:proofErr w:type="gramStart"/>
+      <w:r>
+        <w:t>file.read</w:t>
+      </w:r>
+      <w:proofErr w:type="spellEnd"/>
+      <w:proofErr w:type="gramEnd"/>
+      <w:r>
+        <w:t>()</w:t>
+      </w:r>
+    </w:p>
+    <w:p>
+      <w:pPr>
+        <w:spacing w:after="0" w:line="240" w:lineRule="auto"/>
+      </w:pPr>
+      <w:r>
+        <w:t xml:space="preserve">    </w:t>
+      </w:r>
+      <w:proofErr w:type="gramStart"/>
+      <w:r>
+        <w:t>print(</w:t>
+      </w:r>
+      <w:proofErr w:type="gramEnd"/>
+      <w:r>
+        <w:t>"Contents of Sample.txt:")</w:t>
       </w:r>
     </w:p>
     <w:p>
@@ -4046,15 +4965,23 @@
         <w:spacing w:after="0" w:line="240" w:lineRule="auto"/>
       </w:pPr>
       <w:r>
-        <w:t>with open("Copy.txt", "w") as copy_file:</w:t>
-      </w:r>
-    </w:p>
-    <w:p>
-      <w:pPr>
-        <w:spacing w:after="0" w:line="240" w:lineRule="auto"/>
-      </w:pPr>
-      <w:r>
-        <w:t>    copy_file.write(contents)</w:t>
+        <w:t xml:space="preserve">with </w:t>
+      </w:r>
+      <w:proofErr w:type="gramStart"/>
+      <w:r>
+        <w:t>open(</w:t>
+      </w:r>
+      <w:proofErr w:type="gramEnd"/>
+      <w:r>
+        <w:t xml:space="preserve">"Copy.txt", "w") as </w:t>
+      </w:r>
+      <w:proofErr w:type="spellStart"/>
+      <w:r>
+        <w:t>copy_file</w:t>
+      </w:r>
+      <w:proofErr w:type="spellEnd"/>
+      <w:r>
+        <w:t>:</w:t>
       </w:r>
     </w:p>
     <w:p>
@@ -4064,13 +4991,39 @@
       <w:r>
         <w:t xml:space="preserve">    </w:t>
       </w:r>
-    </w:p>
-    <w:p>
-      <w:pPr>
-        <w:spacing w:after="0" w:line="240" w:lineRule="auto"/>
-      </w:pPr>
-      <w:r>
-        <w:t>print("Contents have been copied to Copy.txt"</w:t>
+      <w:proofErr w:type="spellStart"/>
+      <w:r>
+        <w:t>copy_</w:t>
+      </w:r>
+      <w:proofErr w:type="gramStart"/>
+      <w:r>
+        <w:t>file.write</w:t>
+      </w:r>
+      <w:proofErr w:type="spellEnd"/>
+      <w:proofErr w:type="gramEnd"/>
+      <w:r>
+        <w:t>(contents)</w:t>
+      </w:r>
+    </w:p>
+    <w:p>
+      <w:pPr>
+        <w:spacing w:after="0" w:line="240" w:lineRule="auto"/>
+      </w:pPr>
+      <w:r>
+        <w:t xml:space="preserve">    </w:t>
+      </w:r>
+    </w:p>
+    <w:p>
+      <w:pPr>
+        <w:spacing w:after="0" w:line="240" w:lineRule="auto"/>
+      </w:pPr>
+      <w:proofErr w:type="gramStart"/>
+      <w:r>
+        <w:t>print(</w:t>
+      </w:r>
+      <w:proofErr w:type="gramEnd"/>
+      <w:r>
+        <w:t>"Contents have been copied to Copy.txt"</w:t>
       </w:r>
     </w:p>
     <w:p>
@@ -4115,7 +5068,7 @@
                     <pic:cNvPicPr/>
                   </pic:nvPicPr>
                   <pic:blipFill>
-                    <a:blip r:embed="rId21">
+                    <a:blip r:embed="rId26">
                       <a:extLst>
                         <a:ext uri="{28A0092B-C50C-407E-A947-70E740481C1C}">
                           <a14:useLocalDpi xmlns:a14="http://schemas.microsoft.com/office/drawing/2010/main" val="0"/>
@@ -4167,7 +5120,7 @@
                     <pic:cNvPicPr/>
                   </pic:nvPicPr>
                   <pic:blipFill>
-                    <a:blip r:embed="rId22"/>
+                    <a:blip r:embed="rId27"/>
                     <a:stretch>
                       <a:fillRect/>
                     </a:stretch>
@@ -4189,7 +5142,7 @@
       </w:r>
     </w:p>
     <w:sectPr>
-      <w:footerReference w:type="default" r:id="rId23"/>
+      <w:footerReference w:type="default" r:id="rId28"/>
       <w:pgSz w:w="11906" w:h="16838" w:code="9"/>
       <w:pgMar w:top="720" w:right="720" w:bottom="720" w:left="720" w:header="720" w:footer="720" w:gutter="0"/>
       <w:pgNumType w:start="1"/>
@@ -4230,8 +5183,21 @@
   <w:p>
     <w:pPr>
       <w:pStyle w:val="Footer"/>
+    </w:pPr>
+  </w:p>
+</w:ftr>
+</file>
+
+<file path=word/footer2.xml><?xml version="1.0" encoding="utf-8"?>
+<w:ftr xmlns:wpc="http://schemas.microsoft.com/office/word/2010/wordprocessingCanvas" xmlns:cx="http://schemas.microsoft.com/office/drawing/2014/chartex" xmlns:cx1="http://schemas.microsoft.com/office/drawing/2015/9/8/chartex" xmlns:cx2="http://schemas.microsoft.com/office/drawing/2015/10/21/chartex" xmlns:cx3="http://schemas.microsoft.com/office/drawing/2016/5/9/chartex" xmlns:cx4="http://schemas.microsoft.com/office/drawing/2016/5/10/chartex" xmlns:cx5="http://schemas.microsoft.com/office/drawing/2016/5/11/chartex" xmlns:cx6="http://schemas.microsoft.com/office/drawing/2016/5/12/chartex" xmlns:cx7="http://schemas.microsoft.com/office/drawing/2016/5/13/chartex" xmlns:cx8="http://schemas.microsoft.com/office/drawing/2016/5/14/chartex" xmlns:mc="http://schemas.openxmlformats.org/markup-compatibility/2006" xmlns:aink="http://schemas.microsoft.com/office/drawing/2016/ink" xmlns:am3d="http://schemas.microsoft.com/office/drawing/2017/model3d" xmlns:o="urn:schemas-microsoft-com:office:office" xmlns:oel="http://schemas.microsoft.com/office/2019/extlst" xmlns:r="http://schemas.openxmlformats.org/officeDocument/2006/relationships" xmlns:m="http://schemas.openxmlformats.org/officeDocument/2006/math" xmlns:v="urn:schemas-microsoft-com:vml" xmlns:wp14="http://schemas.microsoft.com/office/word/2010/wordprocessingDrawing" xmlns:wp="http://schemas.openxmlformats.org/drawingml/2006/wordprocessingDrawing" xmlns:w10="urn:schemas-microsoft-com:office:word" xmlns:w="http://schemas.openxmlformats.org/wordprocessingml/2006/main" xmlns:w14="http://schemas.microsoft.com/office/word/2010/wordml" xmlns:w15="http://schemas.microsoft.com/office/word/2012/wordml" xmlns:w16cex="http://schemas.microsoft.com/office/word/2018/wordml/cex" xmlns:w16cid="http://schemas.microsoft.com/office/word/2016/wordml/cid" xmlns:w16="http://schemas.microsoft.com/office/word/2018/wordml" xmlns:w16du="http://schemas.microsoft.com/office/word/2023/wordml/word16du" xmlns:w16sdtdh="http://schemas.microsoft.com/office/word/2020/wordml/sdtdatahash" xmlns:w16sdtfl="http://schemas.microsoft.com/office/word/2024/wordml/sdtformatlock" xmlns:w16se="http://schemas.microsoft.com/office/word/2015/wordml/symex" xmlns:wpg="http://schemas.microsoft.com/office/word/2010/wordprocessingGroup" xmlns:wpi="http://schemas.microsoft.com/office/word/2010/wordprocessingInk" xmlns:wne="http://schemas.microsoft.com/office/word/2006/wordml" xmlns:wps="http://schemas.microsoft.com/office/word/2010/wordprocessingShape" mc:Ignorable="w14 w15 w16se w16cid w16 w16cex w16sdtdh w16sdtfl w16du wp14">
+  <w:p>
+    <w:pPr>
+      <w:pStyle w:val="Footer"/>
       <w:jc w:val="center"/>
     </w:pPr>
+    <w:r>
+      <w:t>Bishal Rijal, Roll No. 6 (Six)</w:t>
+    </w:r>
   </w:p>
   <w:p>
     <w:pPr>
@@ -4255,7 +5221,17 @@
 </w:ftr>
 </file>
 
-<file path=word/footer2.xml><?xml version="1.0" encoding="utf-8"?>
+<file path=word/footer3.xml><?xml version="1.0" encoding="utf-8"?>
+<w:ftr xmlns:wpc="http://schemas.microsoft.com/office/word/2010/wordprocessingCanvas" xmlns:cx="http://schemas.microsoft.com/office/drawing/2014/chartex" xmlns:cx1="http://schemas.microsoft.com/office/drawing/2015/9/8/chartex" xmlns:cx2="http://schemas.microsoft.com/office/drawing/2015/10/21/chartex" xmlns:cx3="http://schemas.microsoft.com/office/drawing/2016/5/9/chartex" xmlns:cx4="http://schemas.microsoft.com/office/drawing/2016/5/10/chartex" xmlns:cx5="http://schemas.microsoft.com/office/drawing/2016/5/11/chartex" xmlns:cx6="http://schemas.microsoft.com/office/drawing/2016/5/12/chartex" xmlns:cx7="http://schemas.microsoft.com/office/drawing/2016/5/13/chartex" xmlns:cx8="http://schemas.microsoft.com/office/drawing/2016/5/14/chartex" xmlns:mc="http://schemas.openxmlformats.org/markup-compatibility/2006" xmlns:aink="http://schemas.microsoft.com/office/drawing/2016/ink" xmlns:am3d="http://schemas.microsoft.com/office/drawing/2017/model3d" xmlns:o="urn:schemas-microsoft-com:office:office" xmlns:oel="http://schemas.microsoft.com/office/2019/extlst" xmlns:r="http://schemas.openxmlformats.org/officeDocument/2006/relationships" xmlns:m="http://schemas.openxmlformats.org/officeDocument/2006/math" xmlns:v="urn:schemas-microsoft-com:vml" xmlns:wp14="http://schemas.microsoft.com/office/word/2010/wordprocessingDrawing" xmlns:wp="http://schemas.openxmlformats.org/drawingml/2006/wordprocessingDrawing" xmlns:w10="urn:schemas-microsoft-com:office:word" xmlns:w="http://schemas.openxmlformats.org/wordprocessingml/2006/main" xmlns:w14="http://schemas.microsoft.com/office/word/2010/wordml" xmlns:w15="http://schemas.microsoft.com/office/word/2012/wordml" xmlns:w16cex="http://schemas.microsoft.com/office/word/2018/wordml/cex" xmlns:w16cid="http://schemas.microsoft.com/office/word/2016/wordml/cid" xmlns:w16="http://schemas.microsoft.com/office/word/2018/wordml" xmlns:w16du="http://schemas.microsoft.com/office/word/2023/wordml/word16du" xmlns:w16sdtdh="http://schemas.microsoft.com/office/word/2020/wordml/sdtdatahash" xmlns:w16sdtfl="http://schemas.microsoft.com/office/word/2024/wordml/sdtformatlock" xmlns:w16se="http://schemas.microsoft.com/office/word/2015/wordml/symex" xmlns:wpg="http://schemas.microsoft.com/office/word/2010/wordprocessingGroup" xmlns:wpi="http://schemas.microsoft.com/office/word/2010/wordprocessingInk" xmlns:wne="http://schemas.microsoft.com/office/word/2006/wordml" xmlns:wps="http://schemas.microsoft.com/office/word/2010/wordprocessingShape" mc:Ignorable="w14 w15 w16se w16cid w16 w16cex w16sdtdh w16sdtfl w16du wp14">
+  <w:p>
+    <w:pPr>
+      <w:pStyle w:val="Footer"/>
+    </w:pPr>
+  </w:p>
+</w:ftr>
+</file>
+
+<file path=word/footer4.xml><?xml version="1.0" encoding="utf-8"?>
 <w:ftr xmlns:wpc="http://schemas.microsoft.com/office/word/2010/wordprocessingCanvas" xmlns:cx="http://schemas.microsoft.com/office/drawing/2014/chartex" xmlns:cx1="http://schemas.microsoft.com/office/drawing/2015/9/8/chartex" xmlns:cx2="http://schemas.microsoft.com/office/drawing/2015/10/21/chartex" xmlns:cx3="http://schemas.microsoft.com/office/drawing/2016/5/9/chartex" xmlns:cx4="http://schemas.microsoft.com/office/drawing/2016/5/10/chartex" xmlns:cx5="http://schemas.microsoft.com/office/drawing/2016/5/11/chartex" xmlns:cx6="http://schemas.microsoft.com/office/drawing/2016/5/12/chartex" xmlns:cx7="http://schemas.microsoft.com/office/drawing/2016/5/13/chartex" xmlns:cx8="http://schemas.microsoft.com/office/drawing/2016/5/14/chartex" xmlns:mc="http://schemas.openxmlformats.org/markup-compatibility/2006" xmlns:aink="http://schemas.microsoft.com/office/drawing/2016/ink" xmlns:am3d="http://schemas.microsoft.com/office/drawing/2017/model3d" xmlns:o="urn:schemas-microsoft-com:office:office" xmlns:oel="http://schemas.microsoft.com/office/2019/extlst" xmlns:r="http://schemas.openxmlformats.org/officeDocument/2006/relationships" xmlns:m="http://schemas.openxmlformats.org/officeDocument/2006/math" xmlns:v="urn:schemas-microsoft-com:vml" xmlns:wp14="http://schemas.microsoft.com/office/word/2010/wordprocessingDrawing" xmlns:wp="http://schemas.openxmlformats.org/drawingml/2006/wordprocessingDrawing" xmlns:w10="urn:schemas-microsoft-com:office:word" xmlns:w="http://schemas.openxmlformats.org/wordprocessingml/2006/main" xmlns:w14="http://schemas.microsoft.com/office/word/2010/wordml" xmlns:w15="http://schemas.microsoft.com/office/word/2012/wordml" xmlns:w16cex="http://schemas.microsoft.com/office/word/2018/wordml/cex" xmlns:w16cid="http://schemas.microsoft.com/office/word/2016/wordml/cid" xmlns:w16="http://schemas.microsoft.com/office/word/2018/wordml" xmlns:w16du="http://schemas.microsoft.com/office/word/2023/wordml/word16du" xmlns:w16sdtdh="http://schemas.microsoft.com/office/word/2020/wordml/sdtdatahash" xmlns:w16sdtfl="http://schemas.microsoft.com/office/word/2024/wordml/sdtformatlock" xmlns:w16se="http://schemas.microsoft.com/office/word/2015/wordml/symex" xmlns:wpg="http://schemas.microsoft.com/office/word/2010/wordprocessingGroup" xmlns:wpi="http://schemas.microsoft.com/office/word/2010/wordprocessingInk" xmlns:wne="http://schemas.microsoft.com/office/word/2006/wordml" xmlns:wps="http://schemas.microsoft.com/office/word/2010/wordprocessingShape" mc:Ignorable="w14 w15 w16se w16cid w16 w16cex w16sdtdh w16sdtfl w16du wp14">
   <w:sdt>
     <w:sdtPr>
@@ -4345,6 +5321,36 @@
     </w:p>
   </w:footnote>
 </w:footnotes>
+</file>
+
+<file path=word/header1.xml><?xml version="1.0" encoding="utf-8"?>
+<w:hdr xmlns:wpc="http://schemas.microsoft.com/office/word/2010/wordprocessingCanvas" xmlns:cx="http://schemas.microsoft.com/office/drawing/2014/chartex" xmlns:cx1="http://schemas.microsoft.com/office/drawing/2015/9/8/chartex" xmlns:cx2="http://schemas.microsoft.com/office/drawing/2015/10/21/chartex" xmlns:cx3="http://schemas.microsoft.com/office/drawing/2016/5/9/chartex" xmlns:cx4="http://schemas.microsoft.com/office/drawing/2016/5/10/chartex" xmlns:cx5="http://schemas.microsoft.com/office/drawing/2016/5/11/chartex" xmlns:cx6="http://schemas.microsoft.com/office/drawing/2016/5/12/chartex" xmlns:cx7="http://schemas.microsoft.com/office/drawing/2016/5/13/chartex" xmlns:cx8="http://schemas.microsoft.com/office/drawing/2016/5/14/chartex" xmlns:mc="http://schemas.openxmlformats.org/markup-compatibility/2006" xmlns:aink="http://schemas.microsoft.com/office/drawing/2016/ink" xmlns:am3d="http://schemas.microsoft.com/office/drawing/2017/model3d" xmlns:o="urn:schemas-microsoft-com:office:office" xmlns:oel="http://schemas.microsoft.com/office/2019/extlst" xmlns:r="http://schemas.openxmlformats.org/officeDocument/2006/relationships" xmlns:m="http://schemas.openxmlformats.org/officeDocument/2006/math" xmlns:v="urn:schemas-microsoft-com:vml" xmlns:wp14="http://schemas.microsoft.com/office/word/2010/wordprocessingDrawing" xmlns:wp="http://schemas.openxmlformats.org/drawingml/2006/wordprocessingDrawing" xmlns:w10="urn:schemas-microsoft-com:office:word" xmlns:w="http://schemas.openxmlformats.org/wordprocessingml/2006/main" xmlns:w14="http://schemas.microsoft.com/office/word/2010/wordml" xmlns:w15="http://schemas.microsoft.com/office/word/2012/wordml" xmlns:w16cex="http://schemas.microsoft.com/office/word/2018/wordml/cex" xmlns:w16cid="http://schemas.microsoft.com/office/word/2016/wordml/cid" xmlns:w16="http://schemas.microsoft.com/office/word/2018/wordml" xmlns:w16du="http://schemas.microsoft.com/office/word/2023/wordml/word16du" xmlns:w16sdtdh="http://schemas.microsoft.com/office/word/2020/wordml/sdtdatahash" xmlns:w16sdtfl="http://schemas.microsoft.com/office/word/2024/wordml/sdtformatlock" xmlns:w16se="http://schemas.microsoft.com/office/word/2015/wordml/symex" xmlns:wpg="http://schemas.microsoft.com/office/word/2010/wordprocessingGroup" xmlns:wpi="http://schemas.microsoft.com/office/word/2010/wordprocessingInk" xmlns:wne="http://schemas.microsoft.com/office/word/2006/wordml" xmlns:wps="http://schemas.microsoft.com/office/word/2010/wordprocessingShape" mc:Ignorable="w14 w15 w16se w16cid w16 w16cex w16sdtdh w16sdtfl w16du wp14">
+  <w:p>
+    <w:pPr>
+      <w:pStyle w:val="Header"/>
+    </w:pPr>
+  </w:p>
+</w:hdr>
+</file>
+
+<file path=word/header2.xml><?xml version="1.0" encoding="utf-8"?>
+<w:hdr xmlns:wpc="http://schemas.microsoft.com/office/word/2010/wordprocessingCanvas" xmlns:cx="http://schemas.microsoft.com/office/drawing/2014/chartex" xmlns:cx1="http://schemas.microsoft.com/office/drawing/2015/9/8/chartex" xmlns:cx2="http://schemas.microsoft.com/office/drawing/2015/10/21/chartex" xmlns:cx3="http://schemas.microsoft.com/office/drawing/2016/5/9/chartex" xmlns:cx4="http://schemas.microsoft.com/office/drawing/2016/5/10/chartex" xmlns:cx5="http://schemas.microsoft.com/office/drawing/2016/5/11/chartex" xmlns:cx6="http://schemas.microsoft.com/office/drawing/2016/5/12/chartex" xmlns:cx7="http://schemas.microsoft.com/office/drawing/2016/5/13/chartex" xmlns:cx8="http://schemas.microsoft.com/office/drawing/2016/5/14/chartex" xmlns:mc="http://schemas.openxmlformats.org/markup-compatibility/2006" xmlns:aink="http://schemas.microsoft.com/office/drawing/2016/ink" xmlns:am3d="http://schemas.microsoft.com/office/drawing/2017/model3d" xmlns:o="urn:schemas-microsoft-com:office:office" xmlns:oel="http://schemas.microsoft.com/office/2019/extlst" xmlns:r="http://schemas.openxmlformats.org/officeDocument/2006/relationships" xmlns:m="http://schemas.openxmlformats.org/officeDocument/2006/math" xmlns:v="urn:schemas-microsoft-com:vml" xmlns:wp14="http://schemas.microsoft.com/office/word/2010/wordprocessingDrawing" xmlns:wp="http://schemas.openxmlformats.org/drawingml/2006/wordprocessingDrawing" xmlns:w10="urn:schemas-microsoft-com:office:word" xmlns:w="http://schemas.openxmlformats.org/wordprocessingml/2006/main" xmlns:w14="http://schemas.microsoft.com/office/word/2010/wordml" xmlns:w15="http://schemas.microsoft.com/office/word/2012/wordml" xmlns:w16cex="http://schemas.microsoft.com/office/word/2018/wordml/cex" xmlns:w16cid="http://schemas.microsoft.com/office/word/2016/wordml/cid" xmlns:w16="http://schemas.microsoft.com/office/word/2018/wordml" xmlns:w16du="http://schemas.microsoft.com/office/word/2023/wordml/word16du" xmlns:w16sdtdh="http://schemas.microsoft.com/office/word/2020/wordml/sdtdatahash" xmlns:w16sdtfl="http://schemas.microsoft.com/office/word/2024/wordml/sdtformatlock" xmlns:w16se="http://schemas.microsoft.com/office/word/2015/wordml/symex" xmlns:wpg="http://schemas.microsoft.com/office/word/2010/wordprocessingGroup" xmlns:wpi="http://schemas.microsoft.com/office/word/2010/wordprocessingInk" xmlns:wne="http://schemas.microsoft.com/office/word/2006/wordml" xmlns:wps="http://schemas.microsoft.com/office/word/2010/wordprocessingShape" mc:Ignorable="w14 w15 w16se w16cid w16 w16cex w16sdtdh w16sdtfl w16du wp14">
+  <w:p>
+    <w:pPr>
+      <w:pStyle w:val="Header"/>
+    </w:pPr>
+  </w:p>
+</w:hdr>
+</file>
+
+<file path=word/header3.xml><?xml version="1.0" encoding="utf-8"?>
+<w:hdr xmlns:wpc="http://schemas.microsoft.com/office/word/2010/wordprocessingCanvas" xmlns:cx="http://schemas.microsoft.com/office/drawing/2014/chartex" xmlns:cx1="http://schemas.microsoft.com/office/drawing/2015/9/8/chartex" xmlns:cx2="http://schemas.microsoft.com/office/drawing/2015/10/21/chartex" xmlns:cx3="http://schemas.microsoft.com/office/drawing/2016/5/9/chartex" xmlns:cx4="http://schemas.microsoft.com/office/drawing/2016/5/10/chartex" xmlns:cx5="http://schemas.microsoft.com/office/drawing/2016/5/11/chartex" xmlns:cx6="http://schemas.microsoft.com/office/drawing/2016/5/12/chartex" xmlns:cx7="http://schemas.microsoft.com/office/drawing/2016/5/13/chartex" xmlns:cx8="http://schemas.microsoft.com/office/drawing/2016/5/14/chartex" xmlns:mc="http://schemas.openxmlformats.org/markup-compatibility/2006" xmlns:aink="http://schemas.microsoft.com/office/drawing/2016/ink" xmlns:am3d="http://schemas.microsoft.com/office/drawing/2017/model3d" xmlns:o="urn:schemas-microsoft-com:office:office" xmlns:oel="http://schemas.microsoft.com/office/2019/extlst" xmlns:r="http://schemas.openxmlformats.org/officeDocument/2006/relationships" xmlns:m="http://schemas.openxmlformats.org/officeDocument/2006/math" xmlns:v="urn:schemas-microsoft-com:vml" xmlns:wp14="http://schemas.microsoft.com/office/word/2010/wordprocessingDrawing" xmlns:wp="http://schemas.openxmlformats.org/drawingml/2006/wordprocessingDrawing" xmlns:w10="urn:schemas-microsoft-com:office:word" xmlns:w="http://schemas.openxmlformats.org/wordprocessingml/2006/main" xmlns:w14="http://schemas.microsoft.com/office/word/2010/wordml" xmlns:w15="http://schemas.microsoft.com/office/word/2012/wordml" xmlns:w16cex="http://schemas.microsoft.com/office/word/2018/wordml/cex" xmlns:w16cid="http://schemas.microsoft.com/office/word/2016/wordml/cid" xmlns:w16="http://schemas.microsoft.com/office/word/2018/wordml" xmlns:w16du="http://schemas.microsoft.com/office/word/2023/wordml/word16du" xmlns:w16sdtdh="http://schemas.microsoft.com/office/word/2020/wordml/sdtdatahash" xmlns:w16sdtfl="http://schemas.microsoft.com/office/word/2024/wordml/sdtformatlock" xmlns:w16se="http://schemas.microsoft.com/office/word/2015/wordml/symex" xmlns:wpg="http://schemas.microsoft.com/office/word/2010/wordprocessingGroup" xmlns:wpi="http://schemas.microsoft.com/office/word/2010/wordprocessingInk" xmlns:wne="http://schemas.microsoft.com/office/word/2006/wordml" xmlns:wps="http://schemas.microsoft.com/office/word/2010/wordprocessingShape" mc:Ignorable="w14 w15 w16se w16cid w16 w16cex w16sdtdh w16sdtfl w16du wp14">
+  <w:p>
+    <w:pPr>
+      <w:pStyle w:val="Header"/>
+    </w:pPr>
+  </w:p>
+</w:hdr>
 </file>
 
 <file path=word/styles.xml><?xml version="1.0" encoding="utf-8"?>
@@ -4875,7 +5881,6 @@
   <w:style w:type="character" w:default="1" w:styleId="DefaultParagraphFont">
     <w:name w:val="Default Paragraph Font"/>
     <w:uiPriority w:val="1"/>
-    <w:semiHidden/>
     <w:unhideWhenUsed/>
   </w:style>
   <w:style w:type="table" w:default="1" w:styleId="TableNormal">
@@ -5395,28 +6400,28 @@
 </file>
 
 <file path=customXml/item1.xml><?xml version="1.0" encoding="utf-8"?>
-<b:Sources xmlns:b="http://schemas.openxmlformats.org/officeDocument/2006/bibliography" xmlns="http://schemas.openxmlformats.org/officeDocument/2006/bibliography" SelectedStyle="\APASixthEditionOfficeOnline.xsl" StyleName="APA" Version="6"/>
-</file>
-
-<file path=customXml/item2.xml><?xml version="1.0" encoding="utf-8"?>
 <go:gDocsCustomXmlDataStorage xmlns:go="http://customooxmlschemas.google.com/" xmlns:r="http://schemas.openxmlformats.org/officeDocument/2006/relationships" uri="GoogleDocsCustomDataVersion2">
   <go:docsCustomData xmlns:go="http://customooxmlschemas.google.com/" roundtripDataSignature="AMtx7mhNdRNjg0bVM+xvUCna7odF+TVm+w==">CgMxLjAyCGguZ2pkZ3hzOAByITE1eGM4dkVsTTF2T0t5TEcySXJURWw4aFNGeFh5WmJHRQ==</go:docsCustomData>
 </go:gDocsCustomXmlDataStorage>
 </file>
 
-<file path=customXml/itemProps1.xml><?xml version="1.0" encoding="utf-8"?>
-<ds:datastoreItem xmlns:ds="http://schemas.openxmlformats.org/officeDocument/2006/customXml" ds:itemID="{794EAF63-1631-48A4-9EEB-A95A78F193C5}">
-  <ds:schemaRefs>
-    <ds:schemaRef ds:uri="http://schemas.openxmlformats.org/officeDocument/2006/bibliography"/>
-  </ds:schemaRefs>
-</ds:datastoreItem>
+<file path=customXml/item2.xml><?xml version="1.0" encoding="utf-8"?>
+<b:Sources xmlns:b="http://schemas.openxmlformats.org/officeDocument/2006/bibliography" xmlns="http://schemas.openxmlformats.org/officeDocument/2006/bibliography" SelectedStyle="\APASixthEditionOfficeOnline.xsl" StyleName="APA" Version="6"/>
 </file>
 
-<file path=customXml/itemProps2.xml><?xml version="1.0" encoding="utf-8"?>
+<file path=customXml/itemProps1.xml><?xml version="1.0" encoding="utf-8"?>
 <ds:datastoreItem xmlns:ds="http://schemas.openxmlformats.org/officeDocument/2006/customXml" ds:itemID="{11111111-1234-1234-1234-123412341234}">
   <ds:schemaRefs>
     <ds:schemaRef ds:uri="http://customooxmlschemas.google.com/"/>
     <ds:schemaRef ds:uri="http://schemas.openxmlformats.org/officeDocument/2006/relationships"/>
   </ds:schemaRefs>
 </ds:datastoreItem>
+</file>
+
+<file path=customXml/itemProps2.xml><?xml version="1.0" encoding="utf-8"?>
+<ds:datastoreItem xmlns:ds="http://schemas.openxmlformats.org/officeDocument/2006/customXml" ds:itemID="{794EAF63-1631-48A4-9EEB-A95A78F193C5}">
+  <ds:schemaRefs>
+    <ds:schemaRef ds:uri="http://schemas.openxmlformats.org/officeDocument/2006/bibliography"/>
+  </ds:schemaRefs>
+</ds:datastoreItem>
 </file>